--- a/deliverables/next_steps_roadmap.docx
+++ b/deliverables/next_steps_roadmap.docx
@@ -1,6 +1,6 @@
 
 <file path=word/document.xml><?xml version="1.0" encoding="utf-8"?>
-<w:document xmlns:wpc="http://schemas.microsoft.com/office/word/2010/wordprocessingCanvas" xmlns:mc="http://schemas.openxmlformats.org/markup-compatibility/2006" xmlns:o="urn:schemas-microsoft-com:office:office" xmlns:r="http://schemas.openxmlformats.org/officeDocument/2006/relationships" xmlns:m="http://schemas.openxmlformats.org/officeDocument/2006/math" xmlns:v="urn:schemas-microsoft-com:vml" xmlns:wp14="http://schemas.microsoft.com/office/word/2010/wordprocessingDrawing" xmlns:wp="http://schemas.openxmlformats.org/drawingml/2006/wordprocessingDrawing" xmlns:w10="urn:schemas-microsoft-com:office:word" xmlns:w="http://schemas.openxmlformats.org/wordprocessingml/2006/main" xmlns:w14="http://schemas.microsoft.com/office/word/2010/wordml" xmlns:w15="http://schemas.microsoft.com/office/word/2012/wordml" xmlns:wpg="http://schemas.microsoft.com/office/word/2010/wordprocessingGroup" xmlns:wpi="http://schemas.microsoft.com/office/word/2010/wordprocessingInk" xmlns:wne="http://schemas.microsoft.com/office/word/2006/wordml" xmlns:wps="http://schemas.microsoft.com/office/word/2010/wordprocessingShape" xmlns:cx="http://schemas.microsoft.com/office/drawing/2014/chartex" xmlns:cx1="http://schemas.microsoft.com/office/drawing/2015/9/8/chartex" xmlns:cx2="http://schemas.microsoft.com/office/drawing/2015/10/21/chartex" xmlns:cx3="http://schemas.microsoft.com/office/drawing/2016/5/9/chartex" xmlns:cx4="http://schemas.microsoft.com/office/drawing/2016/5/10/chartex" xmlns:cx5="http://schemas.microsoft.com/office/drawing/2016/5/11/chartex" xmlns:cx6="http://schemas.microsoft.com/office/drawing/2016/5/12/chartex" xmlns:cx7="http://schemas.microsoft.com/office/drawing/2016/5/13/chartex" xmlns:cx8="http://schemas.microsoft.com/office/drawing/2016/5/14/chartex" xmlns:aink="http://schemas.microsoft.com/office/drawing/2016/ink" xmlns:am3d="http://schemas.microsoft.com/office/drawing/2017/model3d" xmlns:w16cex="http://schemas.microsoft.com/office/word/2018/wordml/cex" xmlns:w16cid="http://schemas.microsoft.com/office/word/2016/wordml/cid" xmlns:w16="http://schemas.microsoft.com/office/word/2018/wordml" xmlns:w16sdtdh="http://schemas.microsoft.com/office/word/2020/wordml/sdtdatahash" xmlns:w16se="http://schemas.microsoft.com/office/word/2015/wordml/symex" mc:Ignorable="w14 w15 wp14">
+<w:document xmlns:wpc="http://schemas.microsoft.com/office/word/2010/wordprocessingCanvas" xmlns:cx="http://schemas.microsoft.com/office/drawing/2014/chartex" xmlns:cx1="http://schemas.microsoft.com/office/drawing/2015/9/8/chartex" xmlns:cx2="http://schemas.microsoft.com/office/drawing/2015/10/21/chartex" xmlns:cx3="http://schemas.microsoft.com/office/drawing/2016/5/9/chartex" xmlns:cx4="http://schemas.microsoft.com/office/drawing/2016/5/10/chartex" xmlns:cx5="http://schemas.microsoft.com/office/drawing/2016/5/11/chartex" xmlns:cx6="http://schemas.microsoft.com/office/drawing/2016/5/12/chartex" xmlns:cx7="http://schemas.microsoft.com/office/drawing/2016/5/13/chartex" xmlns:cx8="http://schemas.microsoft.com/office/drawing/2016/5/14/chartex" xmlns:mc="http://schemas.openxmlformats.org/markup-compatibility/2006" xmlns:aink="http://schemas.microsoft.com/office/drawing/2016/ink" xmlns:am3d="http://schemas.microsoft.com/office/drawing/2017/model3d" xmlns:o="urn:schemas-microsoft-com:office:office" xmlns:oel="http://schemas.microsoft.com/office/2019/extlst" xmlns:r="http://schemas.openxmlformats.org/officeDocument/2006/relationships" xmlns:m="http://schemas.openxmlformats.org/officeDocument/2006/math" xmlns:v="urn:schemas-microsoft-com:vml" xmlns:wp14="http://schemas.microsoft.com/office/word/2010/wordprocessingDrawing" xmlns:wp="http://schemas.openxmlformats.org/drawingml/2006/wordprocessingDrawing" xmlns:w10="urn:schemas-microsoft-com:office:word" xmlns:w="http://schemas.openxmlformats.org/wordprocessingml/2006/main" xmlns:w14="http://schemas.microsoft.com/office/word/2010/wordml" xmlns:w15="http://schemas.microsoft.com/office/word/2012/wordml" xmlns:w16cex="http://schemas.microsoft.com/office/word/2018/wordml/cex" xmlns:w16cid="http://schemas.microsoft.com/office/word/2016/wordml/cid" xmlns:w16="http://schemas.microsoft.com/office/word/2018/wordml" xmlns:w16du="http://schemas.microsoft.com/office/word/2023/wordml/word16du" xmlns:w16sdtdh="http://schemas.microsoft.com/office/word/2020/wordml/sdtdatahash" xmlns:w16sdtfl="http://schemas.microsoft.com/office/word/2024/wordml/sdtformatlock" xmlns:w16se="http://schemas.microsoft.com/office/word/2015/wordml/symex" xmlns:wpg="http://schemas.microsoft.com/office/word/2010/wordprocessingGroup" xmlns:wpi="http://schemas.microsoft.com/office/word/2010/wordprocessingInk" xmlns:wne="http://schemas.microsoft.com/office/word/2006/wordml" xmlns:wps="http://schemas.microsoft.com/office/word/2010/wordprocessingShape" mc:Ignorable="w14 w15 w16se w16cid w16 w16cex w16sdtdh w16sdtfl w16du wp14">
   <w:body>
     <w:p>
       <w:pPr>
@@ -15,7 +15,7 @@
           <w:sz w:val="18"/>
           <w:szCs w:val="18"/>
         </w:rPr>
-        <w:t xml:space="preserve">EXECUTION ROADMAP</w:t>
+        <w:t>EXECUTION ROADMAP</w:t>
       </w:r>
     </w:p>
     <w:p>
@@ -26,17 +26,16 @@
         <w:rPr>
           <w:b/>
           <w:bCs/>
-          <w:color w:val="1A2233"/>
           <w:sz w:val="36"/>
           <w:szCs w:val="36"/>
         </w:rPr>
-        <w:t xml:space="preserve">Next Steps for Executing the Project</w:t>
+        <w:t>Next Steps for Executing the Project</w:t>
       </w:r>
     </w:p>
     <w:p>
       <w:pPr>
         <w:pBdr>
-          <w:bottom w:val="single" w:color="C9CDD6" w:sz="8" w:space="10"/>
+          <w:bottom w:val="single" w:sz="8" w:space="10" w:color="C9CDD6"/>
         </w:pBdr>
         <w:spacing w:after="260"/>
       </w:pPr>
@@ -46,16 +45,70 @@
           <w:sz w:val="20"/>
           <w:szCs w:val="20"/>
         </w:rPr>
-        <w:t xml:space="preserve">edge-ai-fault-diagnosis-aerospace  ·  Independent Research Project  ·  Isse Odawa  ·  August 26, 2026</w:t>
+        <w:t>edge-ai-fault-diagnosis-</w:t>
+      </w:r>
+      <w:proofErr w:type="gramStart"/>
+      <w:r>
+        <w:rPr>
+          <w:color w:val="5B6472"/>
+          <w:sz w:val="20"/>
+          <w:szCs w:val="20"/>
+        </w:rPr>
+        <w:t>aerospace  ·</w:t>
+      </w:r>
+      <w:proofErr w:type="gramEnd"/>
+      <w:r>
+        <w:rPr>
+          <w:color w:val="5B6472"/>
+          <w:sz w:val="20"/>
+          <w:szCs w:val="20"/>
+        </w:rPr>
+        <w:t xml:space="preserve">  Independent Research </w:t>
+      </w:r>
+      <w:proofErr w:type="gramStart"/>
+      <w:r>
+        <w:rPr>
+          <w:color w:val="5B6472"/>
+          <w:sz w:val="20"/>
+          <w:szCs w:val="20"/>
+        </w:rPr>
+        <w:t>Project  ·</w:t>
+      </w:r>
+      <w:proofErr w:type="gramEnd"/>
+      <w:r>
+        <w:rPr>
+          <w:color w:val="5B6472"/>
+          <w:sz w:val="20"/>
+          <w:szCs w:val="20"/>
+        </w:rPr>
+        <w:t xml:space="preserve">  Isse </w:t>
+      </w:r>
+      <w:proofErr w:type="gramStart"/>
+      <w:r>
+        <w:rPr>
+          <w:color w:val="5B6472"/>
+          <w:sz w:val="20"/>
+          <w:szCs w:val="20"/>
+        </w:rPr>
+        <w:t>Odawa  ·</w:t>
+      </w:r>
+      <w:proofErr w:type="gramEnd"/>
+      <w:r>
+        <w:rPr>
+          <w:color w:val="5B6472"/>
+          <w:sz w:val="20"/>
+          <w:szCs w:val="20"/>
+        </w:rPr>
+        <w:t xml:space="preserve">  August 30, 2026</w:t>
       </w:r>
     </w:p>
     <w:p>
       <w:pPr>
         <w:pStyle w:val="Heading1"/>
         <w:pBdr>
-          <w:bottom w:val="single" w:color="C9CDD6" w:sz="6" w:space="6"/>
+          <w:bottom w:val="single" w:sz="6" w:space="6" w:color="C9CDD6"/>
         </w:pBdr>
-        <w:spacing w:after="160" w:before="420"/>
+        <w:spacing w:before="420" w:after="160"/>
       </w:pPr>
       <w:r>
         <w:rPr>
@@ -65,29 +118,64 @@
           <w:sz w:val="26"/>
           <w:szCs w:val="26"/>
         </w:rPr>
-        <w:t xml:space="preserve">Where the Project Stands</w:t>
-      </w:r>
-    </w:p>
-    <w:p>
-      <w:pPr>
-        <w:spacing w:after="200" w:line="300"/>
-      </w:pPr>
-      <w:r>
-        <w:rPr>
-          <w:color w:val="1A2233"/>
-          <w:sz w:val="22"/>
-          <w:szCs w:val="22"/>
-        </w:rPr>
-        <w:t xml:space="preserve">The GitHub repository is live and scaffolded, with all nine docs/praxis/ files pre-filled from the proposal and placeholder modules in place across src/edge_fault_dx/. The N-CMAPSS DS03 dataset is being downloaded from NASA's PCoE repository and staged into Google Drive for use in Colab. This document lays out the realistic order of work from here through completion of the six research phases.</w:t>
+        <w:t>Where the Project Stands</w:t>
+      </w:r>
+    </w:p>
+    <w:p>
+      <w:pPr>
+        <w:spacing w:after="200" w:line="300" w:lineRule="auto"/>
+      </w:pPr>
+      <w:r>
+        <w:t xml:space="preserve">The GitHub repository is live and scaffolded, with all nine docs/praxis/ files pre-filled from the proposal and placeholder modules in place across </w:t>
+      </w:r>
+      <w:proofErr w:type="spellStart"/>
+      <w:r>
+        <w:t>src</w:t>
+      </w:r>
+      <w:proofErr w:type="spellEnd"/>
+      <w:r>
+        <w:t>/</w:t>
+      </w:r>
+      <w:proofErr w:type="spellStart"/>
+      <w:r>
+        <w:t>edge_fault_dx</w:t>
+      </w:r>
+      <w:proofErr w:type="spellEnd"/>
+      <w:r>
+        <w:t xml:space="preserve">/. Data acquisition and exploratory verification are both complete: 9 N-CMAPSS sub-datasets (DS01–DS08c) are downloaded, verified, and staged in Google Drive — matching the scope used in </w:t>
+      </w:r>
+      <w:proofErr w:type="spellStart"/>
+      <w:r>
+        <w:t>Akindoju</w:t>
+      </w:r>
+      <w:proofErr w:type="spellEnd"/>
+      <w:r>
+        <w:t xml:space="preserve"> (2025), the closest available prior work — with a 10th file (DS08d) attempted and excluded after being found corrupted at NASA's own source. Every column group across all 9 files (W, X_s, </w:t>
+      </w:r>
+      <w:proofErr w:type="spellStart"/>
+      <w:r>
+        <w:t>X_v</w:t>
+      </w:r>
+      <w:proofErr w:type="spellEnd"/>
+      <w:r>
+        <w:t xml:space="preserve">, T, A, Y) has been decoded and confirmed against the real files. The project's labeling design has also been revised to match </w:t>
+      </w:r>
+      <w:proofErr w:type="spellStart"/>
+      <w:r>
+        <w:t>Akindoju's</w:t>
+      </w:r>
+      <w:proofErr w:type="spellEnd"/>
+      <w:r>
+        <w:t xml:space="preserve"> documented multi-label, per-component, RUL-threshold scheme rather than the earlier single-class-ID plan — see deliverables/relabel_decision_akindoju_alignment.docx for the full decision record and updated checklist. This document lays out the realistic order of remaining work through completion of the six research phases.</w:t>
       </w:r>
     </w:p>
     <w:p>
       <w:pPr>
         <w:pStyle w:val="Heading1"/>
         <w:pBdr>
-          <w:bottom w:val="single" w:color="C9CDD6" w:sz="6" w:space="6"/>
+          <w:bottom w:val="single" w:sz="6" w:space="6" w:color="C9CDD6"/>
         </w:pBdr>
-        <w:spacing w:after="160" w:before="420"/>
+        <w:spacing w:before="420" w:after="160"/>
       </w:pPr>
       <w:r>
         <w:rPr>
@@ -97,29 +185,24 @@
           <w:sz w:val="26"/>
           <w:szCs w:val="26"/>
         </w:rPr>
-        <w:t xml:space="preserve">Immediate Next Step: Exploratory Data Analysis</w:t>
-      </w:r>
-    </w:p>
-    <w:p>
-      <w:pPr>
-        <w:spacing w:after="200" w:line="300"/>
-      </w:pPr>
-      <w:r>
-        <w:rPr>
-          <w:color w:val="1A2233"/>
-          <w:sz w:val="22"/>
-          <w:szCs w:val="22"/>
-        </w:rPr>
-        <w:t xml:space="preserve">Before writing any pipeline code, do a first exploratory pass on the actual downloaded file. Open (or create) notebooks/01_eda.ipynb in Colab, load N-CMAPSS_DS03-012.h5 with h5py, and confirm what it actually contains: the HDF5 keys present, whether the W (flight-condition) and X_s (sensor) array shapes match what's documented in docs/data-dictionary.md, and how many units and cycles this subset holds. This step exists to verify assumptions against the real file before building the pipeline around them, rather than after.</w:t>
+        <w:t>Immediate Next Step: Build the Data Pipeline</w:t>
+      </w:r>
+    </w:p>
+    <w:p>
+      <w:pPr>
+        <w:spacing w:after="200" w:line="300" w:lineRule="auto"/>
+      </w:pPr>
+      <w:r>
+        <w:t>With data acquisition and EDA both done, the next real work is writing the pipeline code itself, starting with src/edge_fault_dx/data/loaders.py and preprocessing.py. loaders.py needs the fault-code-to-component mapping dictionary and the RUL ≤ 30 threshold logic to construct the 5-column binary label matrix, then load and concatenate all 9 verified files. preprocessing.py builds on that output for normalization, augmentation, and the time-ordered split. Everything else in this roadmap follows from that.</w:t>
       </w:r>
     </w:p>
     <w:p>
       <w:pPr>
         <w:pStyle w:val="Heading1"/>
         <w:pBdr>
-          <w:bottom w:val="single" w:color="C9CDD6" w:sz="6" w:space="6"/>
+          <w:bottom w:val="single" w:sz="6" w:space="6" w:color="C9CDD6"/>
         </w:pBdr>
-        <w:spacing w:after="160" w:before="420"/>
+        <w:spacing w:before="420" w:after="160"/>
       </w:pPr>
       <w:r>
         <w:rPr>
@@ -129,12 +212,12 @@
           <w:sz w:val="26"/>
           <w:szCs w:val="26"/>
         </w:rPr>
-        <w:t xml:space="preserve">The Six-Phase Execution Plan</w:t>
-      </w:r>
-    </w:p>
-    <w:p>
-      <w:pPr>
-        <w:spacing w:after="80" w:before="320"/>
+        <w:t>The Six-Phase Execution Plan</w:t>
+      </w:r>
+    </w:p>
+    <w:p>
+      <w:pPr>
+        <w:spacing w:before="320" w:after="80"/>
       </w:pPr>
       <w:r>
         <w:rPr>
@@ -146,7 +229,7 @@
           <w:sz w:val="18"/>
           <w:szCs w:val="18"/>
         </w:rPr>
-        <w:t xml:space="preserve">Phase 1–2</w:t>
+        <w:t>Phase 1–2</w:t>
       </w:r>
     </w:p>
     <w:p>
@@ -157,29 +240,23 @@
         <w:rPr>
           <w:b/>
           <w:bCs/>
-          <w:color w:val="1A2233"/>
           <w:sz w:val="24"/>
           <w:szCs w:val="24"/>
         </w:rPr>
-        <w:t xml:space="preserve">Build the Data Pipeline</w:t>
-      </w:r>
-    </w:p>
-    <w:p>
-      <w:pPr>
-        <w:spacing w:after="200" w:line="300"/>
-      </w:pPr>
-      <w:r>
-        <w:rPr>
-          <w:color w:val="1A2233"/>
-          <w:sz w:val="22"/>
-          <w:szCs w:val="22"/>
-        </w:rPr>
-        <w:t xml:space="preserve">src/edge_fault_dx/data/loaders.py and preprocessing.py are currently empty placeholders and are the first real code to write. loaders.py reads the HDF5 file into usable arrays; preprocessing.py performs the per-sensor-channel normalization, Gaussian and impulse noise augmentation, and the time-ordered train / validation / test split that the hypotheses depend on. Everything downstream builds on this, so it comes first.</w:t>
-      </w:r>
-    </w:p>
-    <w:p>
-      <w:pPr>
-        <w:spacing w:after="80" w:before="320"/>
+        <w:t>Build the Data Pipeline</w:t>
+      </w:r>
+    </w:p>
+    <w:p>
+      <w:pPr>
+        <w:spacing w:after="200" w:line="300" w:lineRule="auto"/>
+      </w:pPr>
+      <w:r>
+        <w:t>src/edge_fault_dx/data/loaders.py and preprocessing.py are currently empty placeholders and are the first real code to write. loaders.py reads all 9 verified HDF5 files into usable arrays and constructs the 5-column multi-label fault matrix (fan/LPC/HPC/HPT/LPT) from the documented per-file component mapping and the RUL ≤ 30 threshold; preprocessing.py performs the per-sensor-channel normalization, Gaussian and impulse noise augmentation, and the time-ordered train / validation / test split that the hypotheses depend on. Everything downstream builds on this, so it comes first.</w:t>
+      </w:r>
+    </w:p>
+    <w:p>
+      <w:pPr>
+        <w:spacing w:before="320" w:after="80"/>
       </w:pPr>
       <w:r>
         <w:rPr>
@@ -191,7 +268,7 @@
           <w:sz w:val="18"/>
           <w:szCs w:val="18"/>
         </w:rPr>
-        <w:t xml:space="preserve">Phase 3</w:t>
+        <w:t>Phase 3</w:t>
       </w:r>
     </w:p>
     <w:p>
@@ -202,29 +279,32 @@
         <w:rPr>
           <w:b/>
           <w:bCs/>
-          <w:color w:val="1A2233"/>
           <w:sz w:val="24"/>
           <w:szCs w:val="24"/>
         </w:rPr>
-        <w:t xml:space="preserve">Train the Baseline MA1DCNN</w:t>
-      </w:r>
-    </w:p>
-    <w:p>
-      <w:pPr>
-        <w:spacing w:after="200" w:line="300"/>
-      </w:pPr>
-      <w:r>
-        <w:rPr>
-          <w:color w:val="1A2233"/>
-          <w:sz w:val="22"/>
-          <w:szCs w:val="22"/>
-        </w:rPr>
-        <w:t xml:space="preserve">models/ma1dcnn.py needs the actual Multi-Head Attention 1D-CNN architecture implemented, using Wang et al. (2020) as the reference specification. Once that exists, training/train.py trains it on Colab's GPU, and training/optuna_search.py runs the hyperparameter search across learning rate, dropout, batch size, and weight decay. The target for this phase is the 98.16% workstation-accuracy baseline the rest of the thesis is calibrated against.</w:t>
-      </w:r>
-    </w:p>
-    <w:p>
-      <w:pPr>
-        <w:spacing w:after="80" w:before="320"/>
+        <w:t>Train the Baseline MA1DCNN</w:t>
+      </w:r>
+    </w:p>
+    <w:p>
+      <w:pPr>
+        <w:spacing w:after="200" w:line="300" w:lineRule="auto"/>
+      </w:pPr>
+      <w:r>
+        <w:lastRenderedPageBreak/>
+        <w:t xml:space="preserve">models/ma1dcnn.py needs the actual Multi-Head Attention 1D-CNN architecture implemented, using Wang et al. (2020) as the reference specification. Once that exists, training/train.py trains it on </w:t>
+      </w:r>
+      <w:proofErr w:type="spellStart"/>
+      <w:r>
+        <w:t>Colab's</w:t>
+      </w:r>
+      <w:proofErr w:type="spellEnd"/>
+      <w:r>
+        <w:t xml:space="preserve"> GPU, and training/optuna_search.py runs the hyperparameter search across learning rate, dropout, batch size, and weight decay. The target for this phase is the 98.16% workstation-accuracy baseline the rest of the thesis is calibrated against.</w:t>
+      </w:r>
+    </w:p>
+    <w:p>
+      <w:pPr>
+        <w:spacing w:before="320" w:after="80"/>
       </w:pPr>
       <w:r>
         <w:rPr>
@@ -236,7 +316,7 @@
           <w:sz w:val="18"/>
           <w:szCs w:val="18"/>
         </w:rPr>
-        <w:t xml:space="preserve">Phase 4</w:t>
+        <w:t>Phase 4</w:t>
       </w:r>
     </w:p>
     <w:p>
@@ -247,29 +327,31 @@
         <w:rPr>
           <w:b/>
           <w:bCs/>
-          <w:color w:val="1A2233"/>
           <w:sz w:val="24"/>
           <w:szCs w:val="24"/>
         </w:rPr>
-        <w:t xml:space="preserve">Compress the Model</w:t>
-      </w:r>
-    </w:p>
-    <w:p>
-      <w:pPr>
-        <w:spacing w:after="200" w:line="300"/>
-      </w:pPr>
-      <w:r>
-        <w:rPr>
-          <w:color w:val="1A2233"/>
-          <w:sz w:val="22"/>
-          <w:szCs w:val="22"/>
-        </w:rPr>
-        <w:t xml:space="preserve">Only once a baseline worth compressing exists: compression/pruning.py applies structured channel pruning (25/50/75% ratios), and compression/quantization.py applies mixed-precision training plus post-training INT8 quantization via TensorRT. Together these turn the baseline MA1DCNN into the Edge-Optimized MA1DCNN (E-O MA1DCNN).</w:t>
-      </w:r>
-    </w:p>
-    <w:p>
-      <w:pPr>
-        <w:spacing w:after="80" w:before="320"/>
+        <w:t>Compress the Model</w:t>
+      </w:r>
+    </w:p>
+    <w:p>
+      <w:pPr>
+        <w:spacing w:after="200" w:line="300" w:lineRule="auto"/>
+      </w:pPr>
+      <w:r>
+        <w:t xml:space="preserve">Only once a baseline worth compressing exists: compression/pruning.py applies structured channel pruning (25/50/75% ratios), and compression/quantization.py applies mixed-precision training plus post-training INT8 quantization via </w:t>
+      </w:r>
+      <w:proofErr w:type="spellStart"/>
+      <w:r>
+        <w:t>TensorRT</w:t>
+      </w:r>
+      <w:proofErr w:type="spellEnd"/>
+      <w:r>
+        <w:t>. Together these turn the baseline MA1DCNN into the Edge-Optimized MA1DCNN (E-O MA1DCNN).</w:t>
+      </w:r>
+    </w:p>
+    <w:p>
+      <w:pPr>
+        <w:spacing w:before="320" w:after="80"/>
       </w:pPr>
       <w:r>
         <w:rPr>
@@ -281,7 +363,7 @@
           <w:sz w:val="18"/>
           <w:szCs w:val="18"/>
         </w:rPr>
-        <w:t xml:space="preserve">Phase 5</w:t>
+        <w:t>Phase 5</w:t>
       </w:r>
     </w:p>
     <w:p>
@@ -292,29 +374,23 @@
         <w:rPr>
           <w:b/>
           <w:bCs/>
-          <w:color w:val="1A2233"/>
           <w:sz w:val="24"/>
           <w:szCs w:val="24"/>
         </w:rPr>
-        <w:t xml:space="preserve">Evaluate Against the Hypotheses</w:t>
-      </w:r>
-    </w:p>
-    <w:p>
-      <w:pPr>
-        <w:spacing w:after="200" w:line="300"/>
-      </w:pPr>
-      <w:r>
-        <w:rPr>
-          <w:color w:val="1A2233"/>
-          <w:sz w:val="22"/>
-          <w:szCs w:val="22"/>
-        </w:rPr>
-        <w:t xml:space="preserve">evaluation/metrics.py and noise_robustness.py test the compressed model against the specific numeric thresholds in docs/praxis/04-hypotheses.md — accuracy within 5% of baseline (≥93.25%), macro-precision, recall, and F1 held within the same band, and degradation behavior under 0/10/20 dB sensor noise. This is the phase where the thesis's claims get tested against real numbers.</w:t>
-      </w:r>
-    </w:p>
-    <w:p>
-      <w:pPr>
-        <w:spacing w:after="80" w:before="320"/>
+        <w:t>Evaluate Against the Hypotheses</w:t>
+      </w:r>
+    </w:p>
+    <w:p>
+      <w:pPr>
+        <w:spacing w:after="200" w:line="300" w:lineRule="auto"/>
+      </w:pPr>
+      <w:r>
+        <w:t>evaluation/metrics.py and noise_robustness.py test the compressed model against the specific numeric thresholds in docs/praxis/04-hypotheses.md — accuracy within 5% of baseline (≥93.25%), macro-precision, recall, and F1 held within the same band, and degradation behavior under 0/10/20 dB sensor noise. This is the phase where the thesis's claims get tested against real numbers.</w:t>
+      </w:r>
+    </w:p>
+    <w:p>
+      <w:pPr>
+        <w:spacing w:before="320" w:after="80"/>
       </w:pPr>
       <w:r>
         <w:rPr>
@@ -326,7 +402,7 @@
           <w:sz w:val="18"/>
           <w:szCs w:val="18"/>
         </w:rPr>
-        <w:t xml:space="preserve">Phase 6</w:t>
+        <w:t>Phase 6</w:t>
       </w:r>
     </w:p>
     <w:p>
@@ -337,33 +413,63 @@
         <w:rPr>
           <w:b/>
           <w:bCs/>
-          <w:color w:val="1A2233"/>
           <w:sz w:val="24"/>
           <w:szCs w:val="24"/>
         </w:rPr>
-        <w:t xml:space="preserve">Deploy and Benchmark on Jetson Nano</w:t>
-      </w:r>
-    </w:p>
-    <w:p>
-      <w:pPr>
-        <w:spacing w:after="200" w:line="300"/>
-      </w:pPr>
-      <w:r>
-        <w:rPr>
-          <w:color w:val="1A2233"/>
-          <w:sz w:val="22"/>
-          <w:szCs w:val="22"/>
-        </w:rPr>
-        <w:t xml:space="preserve">deployment/export_onnx.py, tensorrt_build.py, and inference_server.py export the compressed model to ONNX, compile it to a TensorRT engine, and wrap it for on-device inference. This phase requires physical hardware — real latency and power-draw numbers can only come from an actual NVIDIA Jetson Nano, not from Colab. If a Jetson Nano has not been acquired yet, this is worth ordering now: it is the only step in this plan with real procurement lead time, and every other phase can proceed in parallel while it arrives.</w:t>
+        <w:t xml:space="preserve">Deploy and </w:t>
+      </w:r>
+      <w:proofErr w:type="gramStart"/>
+      <w:r>
+        <w:rPr>
+          <w:b/>
+          <w:bCs/>
+          <w:sz w:val="24"/>
+          <w:szCs w:val="24"/>
+        </w:rPr>
+        <w:t>Benchmark</w:t>
+      </w:r>
+      <w:proofErr w:type="gramEnd"/>
+      <w:r>
+        <w:rPr>
+          <w:b/>
+          <w:bCs/>
+          <w:sz w:val="24"/>
+          <w:szCs w:val="24"/>
+        </w:rPr>
+        <w:t xml:space="preserve"> on Jetson Nano</w:t>
+      </w:r>
+    </w:p>
+    <w:p>
+      <w:pPr>
+        <w:spacing w:after="200" w:line="300" w:lineRule="auto"/>
+      </w:pPr>
+      <w:r>
+        <w:t xml:space="preserve">deployment/export_onnx.py, tensorrt_build.py, and inference_server.py export the compressed model to ONNX, compile it to a </w:t>
+      </w:r>
+      <w:proofErr w:type="spellStart"/>
+      <w:r>
+        <w:t>TensorRT</w:t>
+      </w:r>
+      <w:proofErr w:type="spellEnd"/>
+      <w:r>
+        <w:t xml:space="preserve"> engine, and wrap it for on-device inference. This phase requires physical hardware — real latency and power-draw numbers can only come from an actual NVIDIA Jetson Nano, not from </w:t>
+      </w:r>
+      <w:proofErr w:type="spellStart"/>
+      <w:r>
+        <w:t>Colab</w:t>
+      </w:r>
+      <w:proofErr w:type="spellEnd"/>
+      <w:r>
+        <w:t>. If a Jetson Nano has not been acquired yet, this is worth ordering now: it is the only step in this plan with real procurement lead time, and every other phase can proceed in parallel while it arrives.</w:t>
       </w:r>
     </w:p>
     <w:p>
       <w:pPr>
         <w:pStyle w:val="Heading1"/>
         <w:pBdr>
-          <w:bottom w:val="single" w:color="C9CDD6" w:sz="6" w:space="6"/>
+          <w:bottom w:val="single" w:sz="6" w:space="6" w:color="C9CDD6"/>
         </w:pBdr>
-        <w:spacing w:after="160" w:before="420"/>
+        <w:spacing w:before="420" w:after="160"/>
       </w:pPr>
       <w:r>
         <w:rPr>
@@ -373,29 +479,32 @@
           <w:sz w:val="26"/>
           <w:szCs w:val="26"/>
         </w:rPr>
-        <w:t xml:space="preserve">Ongoing Practices</w:t>
-      </w:r>
-    </w:p>
-    <w:p>
-      <w:pPr>
-        <w:spacing w:after="200" w:line="300"/>
-      </w:pPr>
-      <w:r>
-        <w:rPr>
-          <w:color w:val="1A2233"/>
-          <w:sz w:val="22"/>
-          <w:szCs w:val="22"/>
-        </w:rPr>
-        <w:t xml:space="preserve">Two habits are worth keeping up throughout, not just at the end. First, commit code to the GitHub repository regularly as it's written, rather than in one large push at the end — this keeps a real history of the project's progress and makes it far easier to recover from a mistake. Second, log real advisor or committee questions into docs/praxis/08-committee-qa-log.md as they come up, so that file stays a living record rather than a snapshot frozen from today.</w:t>
+        <w:t>Ongoing Practices</w:t>
+      </w:r>
+    </w:p>
+    <w:p>
+      <w:pPr>
+        <w:spacing w:after="200" w:line="300" w:lineRule="auto"/>
+      </w:pPr>
+      <w:r>
+        <w:t xml:space="preserve">Two habits are worth keeping </w:t>
+      </w:r>
+      <w:proofErr w:type="gramStart"/>
+      <w:r>
+        <w:t>up</w:t>
+      </w:r>
+      <w:proofErr w:type="gramEnd"/>
+      <w:r>
+        <w:t xml:space="preserve"> throughout, not just at the end. First, commit code to the GitHub repository regularly as it's written, rather than in one large push at the end — this keeps a real history of the project's progress and makes it far easier to recover from a mistake. Second, log real advisor or committee questions into docs/praxis/08-committee-qa-log.md as they come up, so that file stays a living record rather than a snapshot frozen from today.</w:t>
       </w:r>
     </w:p>
     <w:p>
       <w:pPr>
         <w:pStyle w:val="Heading1"/>
         <w:pBdr>
-          <w:bottom w:val="single" w:color="C9CDD6" w:sz="6" w:space="6"/>
+          <w:bottom w:val="single" w:sz="6" w:space="6" w:color="C9CDD6"/>
         </w:pBdr>
-        <w:spacing w:after="160" w:before="420"/>
+        <w:spacing w:before="420" w:after="160"/>
       </w:pPr>
       <w:r>
         <w:rPr>
@@ -405,115 +514,35 @@
           <w:sz w:val="26"/>
           <w:szCs w:val="26"/>
         </w:rPr>
-        <w:t xml:space="preserve">Where to Get Help Next</w:t>
-      </w:r>
-    </w:p>
-    <w:p>
-      <w:pPr>
-        <w:spacing w:after="200" w:line="300"/>
-      </w:pPr>
-      <w:r>
-        <w:rPr>
-          <w:color w:val="1A2233"/>
-          <w:sz w:val="22"/>
-          <w:szCs w:val="22"/>
-        </w:rPr>
-        <w:t xml:space="preserve">The two pieces most worth tackling first, once the EDA confirms the data's actual structure, are the data/loaders.py and preprocessing.py implementation, and the MA1DCNN architecture itself in models/ma1dcnn.py. Both are good candidates to work through next, in either order.</w:t>
+        <w:t>Where to Get Help Next</w:t>
+      </w:r>
+    </w:p>
+    <w:p>
+      <w:pPr>
+        <w:spacing w:after="200" w:line="300" w:lineRule="auto"/>
+      </w:pPr>
+      <w:r>
+        <w:lastRenderedPageBreak/>
+        <w:t>With the EDA already confirming the data's actual structure, the two pieces most worth tackling first are the data/loaders.py and preprocessing.py implementation, and the MA1DCNN architecture itself in models/ma1dcnn.py. Both are good candidates to work through next, in either order.</w:t>
       </w:r>
     </w:p>
     <w:sectPr>
-      <w:pgSz w:w="12240" w:h="15840" w:orient="portrait"/>
+      <w:pgSz w:w="12240" w:h="15840"/>
       <w:pgMar w:top="1080" w:right="1260" w:bottom="1080" w:left="1260" w:header="708" w:footer="708" w:gutter="0"/>
-      <w:pgNumType/>
+      <w:cols w:space="720"/>
       <w:docGrid w:linePitch="360"/>
     </w:sectPr>
   </w:body>
 </w:document>
 </file>
 
-<file path=word/comments.xml><?xml version="1.0" encoding="utf-8"?>
-<w:comments xmlns:cx="http://schemas.microsoft.com/office/drawing/2014/chartex" xmlns:cx1="http://schemas.microsoft.com/office/drawing/2015/9/8/chartex" xmlns:cx2="http://schemas.microsoft.com/office/drawing/2015/10/21/chartex" xmlns:cx3="http://schemas.microsoft.com/office/drawing/2016/5/9/chartex" xmlns:cx4="http://schemas.microsoft.com/office/drawing/2016/5/10/chartex" xmlns:cx5="http://schemas.microsoft.com/office/drawing/2016/5/11/chartex" xmlns:cx6="http://schemas.microsoft.com/office/drawing/2016/5/12/chartex" xmlns:cx7="http://schemas.microsoft.com/office/drawing/2016/5/13/chartex" xmlns:cx8="http://schemas.microsoft.com/office/drawing/2016/5/14/chartex" xmlns:mc="http://schemas.openxmlformats.org/markup-compatibility/2006" xmlns:aink="http://schemas.microsoft.com/office/drawing/2016/ink" xmlns:am3d="http://schemas.microsoft.com/office/drawing/2017/model3d" xmlns:o="urn:schemas-microsoft-com:office:office" xmlns:r="http://schemas.openxmlformats.org/officeDocument/2006/relationships" xmlns:m="http://schemas.openxmlformats.org/officeDocument/2006/math" xmlns:v="urn:schemas-microsoft-com:vml" xmlns:wp14="http://schemas.microsoft.com/office/word/2010/wordprocessingDrawing" xmlns:wp="http://schemas.openxmlformats.org/drawingml/2006/wordprocessingDrawing" xmlns:w10="urn:schemas-microsoft-com:office:word" xmlns:w="http://schemas.openxmlformats.org/wordprocessingml/2006/main" xmlns:w14="http://schemas.microsoft.com/office/word/2010/wordml" xmlns:w15="http://schemas.microsoft.com/office/word/2012/wordml" xmlns:w16cex="http://schemas.microsoft.com/office/word/2018/wordml/cex" xmlns:w16cid="http://schemas.microsoft.com/office/word/2016/wordml/cid" xmlns:w16="http://schemas.microsoft.com/office/word/2018/wordml" xmlns:w16sdtdh="http://schemas.microsoft.com/office/word/2020/wordml/sdtdatahash" xmlns:w16se="http://schemas.microsoft.com/office/word/2015/wordml/symex" xmlns:wpg="http://schemas.microsoft.com/office/word/2010/wordprocessingGroup" xmlns:wpi="http://schemas.microsoft.com/office/word/2010/wordprocessingInk" xmlns:wne="http://schemas.microsoft.com/office/word/2006/wordml" xmlns:wps="http://schemas.microsoft.com/office/word/2010/wordprocessingShape"/>
-</file>
-
-<file path=word/endnotes.xml><?xml version="1.0" encoding="utf-8"?>
-<w:endnotes xmlns:wpc="http://schemas.microsoft.com/office/word/2010/wordprocessingCanvas" xmlns:mc="http://schemas.openxmlformats.org/markup-compatibility/2006" xmlns:o="urn:schemas-microsoft-com:office:office" xmlns:r="http://schemas.openxmlformats.org/officeDocument/2006/relationships" xmlns:m="http://schemas.openxmlformats.org/officeDocument/2006/math" xmlns:v="urn:schemas-microsoft-com:vml" xmlns:wp14="http://schemas.microsoft.com/office/word/2010/wordprocessingDrawing" xmlns:wp="http://schemas.openxmlformats.org/drawingml/2006/wordprocessingDrawing" xmlns:w10="urn:schemas-microsoft-com:office:word" xmlns:w="http://schemas.openxmlformats.org/wordprocessingml/2006/main" xmlns:w14="http://schemas.microsoft.com/office/word/2010/wordml" xmlns:w15="http://schemas.microsoft.com/office/word/2012/wordml" xmlns:wpg="http://schemas.microsoft.com/office/word/2010/wordprocessingGroup" xmlns:wpi="http://schemas.microsoft.com/office/word/2010/wordprocessingInk" xmlns:wne="http://schemas.microsoft.com/office/word/2006/wordml" xmlns:wps="http://schemas.microsoft.com/office/word/2010/wordprocessingShape" mc:Ignorable="w14 w15 wp14">
-  <w:endnote w:type="separator" w:id="-1">
-    <w:p>
-      <w:pPr>
-        <w:spacing w:after="0" w:line="240" w:lineRule="auto"/>
-      </w:pPr>
-      <w:r>
-        <w:rPr>
-          <w:rStyle w:val="EndnoteReference"/>
-        </w:rPr>
-        <w:endnoteRef/>
-      </w:r>
-      <w:r>
-        <w:separator/>
-      </w:r>
-    </w:p>
-  </w:endnote>
-  <w:endnote w:type="continuationSeparator" w:id="0">
-    <w:p>
-      <w:pPr>
-        <w:spacing w:after="0" w:line="240" w:lineRule="auto"/>
-      </w:pPr>
-      <w:r>
-        <w:rPr>
-          <w:rStyle w:val="EndnoteReference"/>
-        </w:rPr>
-        <w:endnoteRef/>
-      </w:r>
-      <w:r>
-        <w:continuationSeparator/>
-      </w:r>
-    </w:p>
-  </w:endnote>
-</w:endnotes>
-</file>
-
-<file path=word/footnotes.xml><?xml version="1.0" encoding="utf-8"?>
-<w:footnotes xmlns:wpc="http://schemas.microsoft.com/office/word/2010/wordprocessingCanvas" xmlns:mc="http://schemas.openxmlformats.org/markup-compatibility/2006" xmlns:o="urn:schemas-microsoft-com:office:office" xmlns:r="http://schemas.openxmlformats.org/officeDocument/2006/relationships" xmlns:m="http://schemas.openxmlformats.org/officeDocument/2006/math" xmlns:v="urn:schemas-microsoft-com:vml" xmlns:wp14="http://schemas.microsoft.com/office/word/2010/wordprocessingDrawing" xmlns:wp="http://schemas.openxmlformats.org/drawingml/2006/wordprocessingDrawing" xmlns:w10="urn:schemas-microsoft-com:office:word" xmlns:w="http://schemas.openxmlformats.org/wordprocessingml/2006/main" xmlns:w14="http://schemas.microsoft.com/office/word/2010/wordml" xmlns:w15="http://schemas.microsoft.com/office/word/2012/wordml" xmlns:wpg="http://schemas.microsoft.com/office/word/2010/wordprocessingGroup" xmlns:wpi="http://schemas.microsoft.com/office/word/2010/wordprocessingInk" xmlns:wne="http://schemas.microsoft.com/office/word/2006/wordml" xmlns:wps="http://schemas.microsoft.com/office/word/2010/wordprocessingShape" mc:Ignorable="w14 w15 wp14">
-  <w:footnote w:type="separator" w:id="-1">
-    <w:p>
-      <w:pPr>
-        <w:spacing w:after="0" w:line="240" w:lineRule="auto"/>
-      </w:pPr>
-      <w:r>
-        <w:rPr>
-          <w:rStyle w:val="FootnoteReference"/>
-        </w:rPr>
-        <w:footnoteRef/>
-      </w:r>
-      <w:r>
-        <w:separator/>
-      </w:r>
-    </w:p>
-  </w:footnote>
-  <w:footnote w:type="continuationSeparator" w:id="0">
-    <w:p>
-      <w:pPr>
-        <w:spacing w:after="0" w:line="240" w:lineRule="auto"/>
-      </w:pPr>
-      <w:r>
-        <w:rPr>
-          <w:rStyle w:val="FootnoteReference"/>
-        </w:rPr>
-        <w:footnoteRef/>
-      </w:r>
-      <w:r>
-        <w:continuationSeparator/>
-      </w:r>
-    </w:p>
-  </w:footnote>
-</w:footnotes>
-</file>
-
 <file path=word/numbering.xml><?xml version="1.0" encoding="utf-8"?>
-<w:numbering xmlns:wpc="http://schemas.microsoft.com/office/word/2010/wordprocessingCanvas" xmlns:mc="http://schemas.openxmlformats.org/markup-compatibility/2006" xmlns:o="urn:schemas-microsoft-com:office:office" xmlns:r="http://schemas.openxmlformats.org/officeDocument/2006/relationships" xmlns:m="http://schemas.openxmlformats.org/officeDocument/2006/math" xmlns:v="urn:schemas-microsoft-com:vml" xmlns:wp14="http://schemas.microsoft.com/office/word/2010/wordprocessingDrawing" xmlns:wp="http://schemas.openxmlformats.org/drawingml/2006/wordprocessingDrawing" xmlns:w10="urn:schemas-microsoft-com:office:word" xmlns:w="http://schemas.openxmlformats.org/wordprocessingml/2006/main" xmlns:w14="http://schemas.microsoft.com/office/word/2010/wordml" xmlns:w15="http://schemas.microsoft.com/office/word/2012/wordml" xmlns:wpg="http://schemas.microsoft.com/office/word/2010/wordprocessingGroup" xmlns:wpi="http://schemas.microsoft.com/office/word/2010/wordprocessingInk" xmlns:wne="http://schemas.microsoft.com/office/word/2006/wordml" xmlns:wps="http://schemas.microsoft.com/office/word/2010/wordprocessingShape" mc:Ignorable="w14 w15 wp14">
-  <w:abstractNum w:abstractNumId="1" w15:restartNumberingAfterBreak="0">
+<w:numbering xmlns:wpc="http://schemas.microsoft.com/office/word/2010/wordprocessingCanvas" xmlns:cx="http://schemas.microsoft.com/office/drawing/2014/chartex" xmlns:cx1="http://schemas.microsoft.com/office/drawing/2015/9/8/chartex" xmlns:cx2="http://schemas.microsoft.com/office/drawing/2015/10/21/chartex" xmlns:cx3="http://schemas.microsoft.com/office/drawing/2016/5/9/chartex" xmlns:cx4="http://schemas.microsoft.com/office/drawing/2016/5/10/chartex" xmlns:cx5="http://schemas.microsoft.com/office/drawing/2016/5/11/chartex" xmlns:cx6="http://schemas.microsoft.com/office/drawing/2016/5/12/chartex" xmlns:cx7="http://schemas.microsoft.com/office/drawing/2016/5/13/chartex" xmlns:cx8="http://schemas.microsoft.com/office/drawing/2016/5/14/chartex" xmlns:mc="http://schemas.openxmlformats.org/markup-compatibility/2006" xmlns:aink="http://schemas.microsoft.com/office/drawing/2016/ink" xmlns:am3d="http://schemas.microsoft.com/office/drawing/2017/model3d" xmlns:o="urn:schemas-microsoft-com:office:office" xmlns:oel="http://schemas.microsoft.com/office/2019/extlst" xmlns:r="http://schemas.openxmlformats.org/officeDocument/2006/relationships" xmlns:m="http://schemas.openxmlformats.org/officeDocument/2006/math" xmlns:v="urn:schemas-microsoft-com:vml" xmlns:wp14="http://schemas.microsoft.com/office/word/2010/wordprocessingDrawing" xmlns:wp="http://schemas.openxmlformats.org/drawingml/2006/wordprocessingDrawing" xmlns:w10="urn:schemas-microsoft-com:office:word" xmlns:w="http://schemas.openxmlformats.org/wordprocessingml/2006/main" xmlns:w14="http://schemas.microsoft.com/office/word/2010/wordml" xmlns:w15="http://schemas.microsoft.com/office/word/2012/wordml" xmlns:w16cex="http://schemas.microsoft.com/office/word/2018/wordml/cex" xmlns:w16cid="http://schemas.microsoft.com/office/word/2016/wordml/cid" xmlns:w16="http://schemas.microsoft.com/office/word/2018/wordml" xmlns:w16du="http://schemas.microsoft.com/office/word/2023/wordml/word16du" xmlns:w16sdtdh="http://schemas.microsoft.com/office/word/2020/wordml/sdtdatahash" xmlns:w16sdtfl="http://schemas.microsoft.com/office/word/2024/wordml/sdtformatlock" xmlns:w16se="http://schemas.microsoft.com/office/word/2015/wordml/symex" xmlns:wpg="http://schemas.microsoft.com/office/word/2010/wordprocessingGroup" xmlns:wpi="http://schemas.microsoft.com/office/word/2010/wordprocessingInk" xmlns:wne="http://schemas.microsoft.com/office/word/2006/wordml" xmlns:wps="http://schemas.microsoft.com/office/word/2010/wordprocessingShape" mc:Ignorable="w14 w15 w16se w16cid w16 w16cex w16sdtdh w16sdtfl w16du wp14">
+  <w:abstractNum w:abstractNumId="0" w15:restartNumberingAfterBreak="0">
+    <w:nsid w:val="2A025B0B"/>
     <w:multiLevelType w:val="hybridMultilevel"/>
-    <w:lvl w:ilvl="0" w15:tentative="1">
+    <w:tmpl w:val="1D38727C"/>
+    <w:lvl w:ilvl="0" w:tplc="7E0E7B12">
       <w:start w:val="1"/>
       <w:numFmt w:val="bullet"/>
       <w:lvlText w:val="●"/>
@@ -522,7 +551,7 @@
         <w:ind w:left="720" w:hanging="360"/>
       </w:pPr>
     </w:lvl>
-    <w:lvl w:ilvl="1" w15:tentative="1">
+    <w:lvl w:ilvl="1" w:tplc="F446E376">
       <w:start w:val="1"/>
       <w:numFmt w:val="bullet"/>
       <w:lvlText w:val="○"/>
@@ -531,7 +560,7 @@
         <w:ind w:left="1440" w:hanging="360"/>
       </w:pPr>
     </w:lvl>
-    <w:lvl w:ilvl="2" w15:tentative="1">
+    <w:lvl w:ilvl="2" w:tplc="A5E27078">
       <w:start w:val="1"/>
       <w:numFmt w:val="bullet"/>
       <w:lvlText w:val="■"/>
@@ -540,7 +569,7 @@
         <w:ind w:left="2160" w:hanging="360"/>
       </w:pPr>
     </w:lvl>
-    <w:lvl w:ilvl="3" w15:tentative="1">
+    <w:lvl w:ilvl="3" w:tplc="1FB60FEE">
       <w:start w:val="1"/>
       <w:numFmt w:val="bullet"/>
       <w:lvlText w:val="●"/>
@@ -549,7 +578,7 @@
         <w:ind w:left="2880" w:hanging="360"/>
       </w:pPr>
     </w:lvl>
-    <w:lvl w:ilvl="4" w15:tentative="1">
+    <w:lvl w:ilvl="4" w:tplc="648CA940">
       <w:start w:val="1"/>
       <w:numFmt w:val="bullet"/>
       <w:lvlText w:val="○"/>
@@ -558,7 +587,7 @@
         <w:ind w:left="3600" w:hanging="360"/>
       </w:pPr>
     </w:lvl>
-    <w:lvl w:ilvl="5" w15:tentative="1">
+    <w:lvl w:ilvl="5" w:tplc="ADAE62C6">
       <w:start w:val="1"/>
       <w:numFmt w:val="bullet"/>
       <w:lvlText w:val="■"/>
@@ -567,7 +596,7 @@
         <w:ind w:left="4320" w:hanging="360"/>
       </w:pPr>
     </w:lvl>
-    <w:lvl w:ilvl="6" w15:tentative="1">
+    <w:lvl w:ilvl="6" w:tplc="A0849928">
       <w:start w:val="1"/>
       <w:numFmt w:val="bullet"/>
       <w:lvlText w:val="●"/>
@@ -576,7 +605,7 @@
         <w:ind w:left="5040" w:hanging="360"/>
       </w:pPr>
     </w:lvl>
-    <w:lvl w:ilvl="7" w15:tentative="1">
+    <w:lvl w:ilvl="7" w:tplc="1BC01822">
       <w:start w:val="1"/>
       <w:numFmt w:val="bullet"/>
       <w:lvlText w:val="●"/>
@@ -585,7 +614,7 @@
         <w:ind w:left="5760" w:hanging="360"/>
       </w:pPr>
     </w:lvl>
-    <w:lvl w:ilvl="8" w15:tentative="1">
+    <w:lvl w:ilvl="8" w:tplc="1E6EE6E6">
       <w:start w:val="1"/>
       <w:numFmt w:val="bullet"/>
       <w:lvlText w:val="●"/>
@@ -595,8 +624,8 @@
       </w:pPr>
     </w:lvl>
   </w:abstractNum>
-  <w:num w:numId="1">
-    <w:abstractNumId w:val="1"/>
+  <w:num w:numId="1" w16cid:durableId="75593418">
+    <w:abstractNumId w:val="0"/>
     <w:lvlOverride w:ilvl="0">
       <w:startOverride w:val="1"/>
     </w:lvlOverride>
@@ -605,94 +634,523 @@
 </file>
 
 <file path=word/styles.xml><?xml version="1.0" encoding="utf-8"?>
-<w:styles xmlns:mc="http://schemas.openxmlformats.org/markup-compatibility/2006" xmlns:r="http://schemas.openxmlformats.org/officeDocument/2006/relationships" xmlns:w="http://schemas.openxmlformats.org/wordprocessingml/2006/main" xmlns:w14="http://schemas.microsoft.com/office/word/2010/wordml" xmlns:w15="http://schemas.microsoft.com/office/word/2012/wordml" mc:Ignorable="w14 w15">
+<w:styles xmlns:mc="http://schemas.openxmlformats.org/markup-compatibility/2006" xmlns:r="http://schemas.openxmlformats.org/officeDocument/2006/relationships" xmlns:w="http://schemas.openxmlformats.org/wordprocessingml/2006/main" xmlns:w14="http://schemas.microsoft.com/office/word/2010/wordml" xmlns:w15="http://schemas.microsoft.com/office/word/2012/wordml" xmlns:w16cex="http://schemas.microsoft.com/office/word/2018/wordml/cex" xmlns:w16cid="http://schemas.microsoft.com/office/word/2016/wordml/cid" xmlns:w16="http://schemas.microsoft.com/office/word/2018/wordml" xmlns:w16du="http://schemas.microsoft.com/office/word/2023/wordml/word16du" xmlns:w16sdtdh="http://schemas.microsoft.com/office/word/2020/wordml/sdtdatahash" xmlns:w16sdtfl="http://schemas.microsoft.com/office/word/2024/wordml/sdtformatlock" xmlns:w16se="http://schemas.microsoft.com/office/word/2015/wordml/symex" mc:Ignorable="w14 w15 w16se w16cid w16 w16cex w16sdtdh w16sdtfl w16du">
   <w:docDefaults>
     <w:rPrDefault>
       <w:rPr>
-        <w:rFonts w:ascii="Calibri" w:cs="Calibri" w:eastAsia="Calibri" w:hAnsi="Calibri"/>
+        <w:rFonts w:ascii="Calibri" w:eastAsia="Calibri" w:hAnsi="Calibri" w:cs="Calibri"/>
         <w:color w:val="1A2233"/>
         <w:sz w:val="22"/>
         <w:szCs w:val="22"/>
+        <w:lang w:val="en-US" w:eastAsia="en-US" w:bidi="ar-SA"/>
       </w:rPr>
     </w:rPrDefault>
     <w:pPrDefault/>
   </w:docDefaults>
+  <w:latentStyles w:defLockedState="0" w:defUIPriority="99" w:defSemiHidden="0" w:defUnhideWhenUsed="0" w:defQFormat="0" w:count="376">
+    <w:lsdException w:name="Normal" w:uiPriority="0" w:qFormat="1"/>
+    <w:lsdException w:name="heading 1" w:uiPriority="9" w:qFormat="1"/>
+    <w:lsdException w:name="heading 2" w:semiHidden="1" w:uiPriority="9" w:unhideWhenUsed="1" w:qFormat="1"/>
+    <w:lsdException w:name="heading 3" w:semiHidden="1" w:uiPriority="9" w:unhideWhenUsed="1" w:qFormat="1"/>
+    <w:lsdException w:name="heading 4" w:semiHidden="1" w:uiPriority="9" w:unhideWhenUsed="1" w:qFormat="1"/>
+    <w:lsdException w:name="heading 5" w:semiHidden="1" w:uiPriority="9" w:unhideWhenUsed="1" w:qFormat="1"/>
+    <w:lsdException w:name="heading 6" w:semiHidden="1" w:uiPriority="9" w:unhideWhenUsed="1" w:qFormat="1"/>
+    <w:lsdException w:name="heading 7" w:semiHidden="1" w:uiPriority="9" w:unhideWhenUsed="1" w:qFormat="1"/>
+    <w:lsdException w:name="heading 8" w:semiHidden="1" w:uiPriority="9" w:unhideWhenUsed="1" w:qFormat="1"/>
+    <w:lsdException w:name="heading 9" w:semiHidden="1" w:uiPriority="9" w:unhideWhenUsed="1" w:qFormat="1"/>
+    <w:lsdException w:name="index 1" w:semiHidden="1" w:unhideWhenUsed="1"/>
+    <w:lsdException w:name="index 2" w:semiHidden="1" w:unhideWhenUsed="1"/>
+    <w:lsdException w:name="index 3" w:semiHidden="1" w:unhideWhenUsed="1"/>
+    <w:lsdException w:name="index 4" w:semiHidden="1" w:unhideWhenUsed="1"/>
+    <w:lsdException w:name="index 5" w:semiHidden="1" w:unhideWhenUsed="1"/>
+    <w:lsdException w:name="index 6" w:semiHidden="1" w:unhideWhenUsed="1"/>
+    <w:lsdException w:name="index 7" w:semiHidden="1" w:unhideWhenUsed="1"/>
+    <w:lsdException w:name="index 8" w:semiHidden="1" w:unhideWhenUsed="1"/>
+    <w:lsdException w:name="index 9" w:semiHidden="1" w:unhideWhenUsed="1"/>
+    <w:lsdException w:name="toc 1" w:semiHidden="1" w:uiPriority="39" w:unhideWhenUsed="1"/>
+    <w:lsdException w:name="toc 2" w:semiHidden="1" w:uiPriority="39" w:unhideWhenUsed="1"/>
+    <w:lsdException w:name="toc 3" w:semiHidden="1" w:uiPriority="39" w:unhideWhenUsed="1"/>
+    <w:lsdException w:name="toc 4" w:semiHidden="1" w:uiPriority="39" w:unhideWhenUsed="1"/>
+    <w:lsdException w:name="toc 5" w:semiHidden="1" w:uiPriority="39" w:unhideWhenUsed="1"/>
+    <w:lsdException w:name="toc 6" w:semiHidden="1" w:uiPriority="39" w:unhideWhenUsed="1"/>
+    <w:lsdException w:name="toc 7" w:semiHidden="1" w:uiPriority="39" w:unhideWhenUsed="1"/>
+    <w:lsdException w:name="toc 8" w:semiHidden="1" w:uiPriority="39" w:unhideWhenUsed="1"/>
+    <w:lsdException w:name="toc 9" w:semiHidden="1" w:uiPriority="39" w:unhideWhenUsed="1"/>
+    <w:lsdException w:name="Normal Indent" w:semiHidden="1" w:unhideWhenUsed="1"/>
+    <w:lsdException w:name="footnote text" w:semiHidden="1" w:unhideWhenUsed="1"/>
+    <w:lsdException w:name="annotation text" w:semiHidden="1" w:unhideWhenUsed="1"/>
+    <w:lsdException w:name="header" w:semiHidden="1" w:unhideWhenUsed="1"/>
+    <w:lsdException w:name="footer" w:semiHidden="1" w:unhideWhenUsed="1"/>
+    <w:lsdException w:name="index heading" w:semiHidden="1" w:unhideWhenUsed="1"/>
+    <w:lsdException w:name="caption" w:semiHidden="1" w:uiPriority="35" w:unhideWhenUsed="1" w:qFormat="1"/>
+    <w:lsdException w:name="table of figures" w:semiHidden="1" w:unhideWhenUsed="1"/>
+    <w:lsdException w:name="envelope address" w:semiHidden="1" w:unhideWhenUsed="1"/>
+    <w:lsdException w:name="envelope return" w:semiHidden="1" w:unhideWhenUsed="1"/>
+    <w:lsdException w:name="footnote reference" w:semiHidden="1" w:unhideWhenUsed="1"/>
+    <w:lsdException w:name="annotation reference" w:semiHidden="1" w:unhideWhenUsed="1"/>
+    <w:lsdException w:name="line number" w:semiHidden="1" w:unhideWhenUsed="1"/>
+    <w:lsdException w:name="page number" w:semiHidden="1" w:unhideWhenUsed="1"/>
+    <w:lsdException w:name="endnote reference" w:semiHidden="1" w:unhideWhenUsed="1"/>
+    <w:lsdException w:name="endnote text" w:semiHidden="1" w:unhideWhenUsed="1"/>
+    <w:lsdException w:name="table of authorities" w:semiHidden="1" w:unhideWhenUsed="1"/>
+    <w:lsdException w:name="macro" w:semiHidden="1" w:unhideWhenUsed="1"/>
+    <w:lsdException w:name="toa heading" w:semiHidden="1" w:unhideWhenUsed="1"/>
+    <w:lsdException w:name="List" w:semiHidden="1" w:unhideWhenUsed="1"/>
+    <w:lsdException w:name="List Bullet" w:semiHidden="1" w:unhideWhenUsed="1"/>
+    <w:lsdException w:name="List Number" w:semiHidden="1" w:unhideWhenUsed="1"/>
+    <w:lsdException w:name="List 2" w:semiHidden="1" w:unhideWhenUsed="1"/>
+    <w:lsdException w:name="List 3" w:semiHidden="1" w:unhideWhenUsed="1"/>
+    <w:lsdException w:name="List 4" w:semiHidden="1" w:unhideWhenUsed="1"/>
+    <w:lsdException w:name="List 5" w:semiHidden="1" w:unhideWhenUsed="1"/>
+    <w:lsdException w:name="List Bullet 2" w:semiHidden="1" w:unhideWhenUsed="1"/>
+    <w:lsdException w:name="List Bullet 3" w:semiHidden="1" w:unhideWhenUsed="1"/>
+    <w:lsdException w:name="List Bullet 4" w:semiHidden="1" w:unhideWhenUsed="1"/>
+    <w:lsdException w:name="List Bullet 5" w:semiHidden="1" w:unhideWhenUsed="1"/>
+    <w:lsdException w:name="List Number 2" w:semiHidden="1" w:unhideWhenUsed="1"/>
+    <w:lsdException w:name="List Number 3" w:semiHidden="1" w:unhideWhenUsed="1"/>
+    <w:lsdException w:name="List Number 4" w:semiHidden="1" w:unhideWhenUsed="1"/>
+    <w:lsdException w:name="List Number 5" w:semiHidden="1" w:unhideWhenUsed="1"/>
+    <w:lsdException w:name="Title" w:uiPriority="10" w:qFormat="1"/>
+    <w:lsdException w:name="Closing" w:semiHidden="1" w:unhideWhenUsed="1"/>
+    <w:lsdException w:name="Signature" w:semiHidden="1" w:unhideWhenUsed="1"/>
+    <w:lsdException w:name="Default Paragraph Font" w:semiHidden="1" w:uiPriority="1" w:unhideWhenUsed="1"/>
+    <w:lsdException w:name="Body Text" w:semiHidden="1" w:unhideWhenUsed="1"/>
+    <w:lsdException w:name="Body Text Indent" w:semiHidden="1" w:unhideWhenUsed="1"/>
+    <w:lsdException w:name="List Continue" w:semiHidden="1" w:unhideWhenUsed="1"/>
+    <w:lsdException w:name="List Continue 2" w:semiHidden="1" w:unhideWhenUsed="1"/>
+    <w:lsdException w:name="List Continue 3" w:semiHidden="1" w:unhideWhenUsed="1"/>
+    <w:lsdException w:name="List Continue 4" w:semiHidden="1" w:unhideWhenUsed="1"/>
+    <w:lsdException w:name="List Continue 5" w:semiHidden="1" w:unhideWhenUsed="1"/>
+    <w:lsdException w:name="Message Header" w:semiHidden="1" w:unhideWhenUsed="1"/>
+    <w:lsdException w:name="Subtitle" w:uiPriority="11" w:qFormat="1"/>
+    <w:lsdException w:name="Salutation" w:semiHidden="1" w:unhideWhenUsed="1"/>
+    <w:lsdException w:name="Date" w:semiHidden="1" w:unhideWhenUsed="1"/>
+    <w:lsdException w:name="Body Text First Indent" w:semiHidden="1" w:unhideWhenUsed="1"/>
+    <w:lsdException w:name="Body Text First Indent 2" w:semiHidden="1" w:unhideWhenUsed="1"/>
+    <w:lsdException w:name="Note Heading" w:semiHidden="1" w:unhideWhenUsed="1"/>
+    <w:lsdException w:name="Body Text 2" w:semiHidden="1" w:unhideWhenUsed="1"/>
+    <w:lsdException w:name="Body Text 3" w:semiHidden="1" w:unhideWhenUsed="1"/>
+    <w:lsdException w:name="Body Text Indent 2" w:semiHidden="1" w:unhideWhenUsed="1"/>
+    <w:lsdException w:name="Body Text Indent 3" w:semiHidden="1" w:unhideWhenUsed="1"/>
+    <w:lsdException w:name="Block Text" w:semiHidden="1" w:unhideWhenUsed="1"/>
+    <w:lsdException w:name="Hyperlink" w:semiHidden="1" w:unhideWhenUsed="1"/>
+    <w:lsdException w:name="FollowedHyperlink" w:semiHidden="1" w:unhideWhenUsed="1"/>
+    <w:lsdException w:name="Strong" w:uiPriority="22" w:qFormat="1"/>
+    <w:lsdException w:name="Emphasis" w:uiPriority="20" w:qFormat="1"/>
+    <w:lsdException w:name="Document Map" w:semiHidden="1" w:unhideWhenUsed="1"/>
+    <w:lsdException w:name="Plain Text" w:semiHidden="1" w:unhideWhenUsed="1"/>
+    <w:lsdException w:name="E-mail Signature" w:semiHidden="1" w:unhideWhenUsed="1"/>
+    <w:lsdException w:name="HTML Top of Form" w:semiHidden="1" w:unhideWhenUsed="1"/>
+    <w:lsdException w:name="HTML Bottom of Form" w:semiHidden="1" w:unhideWhenUsed="1"/>
+    <w:lsdException w:name="Normal (Web)" w:semiHidden="1" w:unhideWhenUsed="1"/>
+    <w:lsdException w:name="HTML Acronym" w:semiHidden="1" w:unhideWhenUsed="1"/>
+    <w:lsdException w:name="HTML Address" w:semiHidden="1" w:unhideWhenUsed="1"/>
+    <w:lsdException w:name="HTML Cite" w:semiHidden="1" w:unhideWhenUsed="1"/>
+    <w:lsdException w:name="HTML Code" w:semiHidden="1" w:unhideWhenUsed="1"/>
+    <w:lsdException w:name="HTML Definition" w:semiHidden="1" w:unhideWhenUsed="1"/>
+    <w:lsdException w:name="HTML Keyboard" w:semiHidden="1" w:unhideWhenUsed="1"/>
+    <w:lsdException w:name="HTML Preformatted" w:semiHidden="1" w:unhideWhenUsed="1"/>
+    <w:lsdException w:name="HTML Sample" w:semiHidden="1" w:unhideWhenUsed="1"/>
+    <w:lsdException w:name="HTML Typewriter" w:semiHidden="1" w:unhideWhenUsed="1"/>
+    <w:lsdException w:name="HTML Variable" w:semiHidden="1" w:unhideWhenUsed="1"/>
+    <w:lsdException w:name="Normal Table" w:semiHidden="1" w:unhideWhenUsed="1"/>
+    <w:lsdException w:name="annotation subject" w:semiHidden="1" w:unhideWhenUsed="1"/>
+    <w:lsdException w:name="No List" w:semiHidden="1" w:unhideWhenUsed="1"/>
+    <w:lsdException w:name="Outline List 1" w:semiHidden="1" w:unhideWhenUsed="1"/>
+    <w:lsdException w:name="Outline List 2" w:semiHidden="1" w:unhideWhenUsed="1"/>
+    <w:lsdException w:name="Outline List 3" w:semiHidden="1" w:unhideWhenUsed="1"/>
+    <w:lsdException w:name="Table Simple 1" w:semiHidden="1" w:unhideWhenUsed="1"/>
+    <w:lsdException w:name="Table Simple 2" w:semiHidden="1" w:unhideWhenUsed="1"/>
+    <w:lsdException w:name="Table Simple 3" w:semiHidden="1" w:unhideWhenUsed="1"/>
+    <w:lsdException w:name="Table Classic 1" w:semiHidden="1" w:unhideWhenUsed="1"/>
+    <w:lsdException w:name="Table Classic 2" w:semiHidden="1" w:unhideWhenUsed="1"/>
+    <w:lsdException w:name="Table Classic 3" w:semiHidden="1" w:unhideWhenUsed="1"/>
+    <w:lsdException w:name="Table Classic 4" w:semiHidden="1" w:unhideWhenUsed="1"/>
+    <w:lsdException w:name="Table Colorful 1" w:semiHidden="1" w:unhideWhenUsed="1"/>
+    <w:lsdException w:name="Table Colorful 2" w:semiHidden="1" w:unhideWhenUsed="1"/>
+    <w:lsdException w:name="Table Colorful 3" w:semiHidden="1" w:unhideWhenUsed="1"/>
+    <w:lsdException w:name="Table Columns 1" w:semiHidden="1" w:unhideWhenUsed="1"/>
+    <w:lsdException w:name="Table Columns 2" w:semiHidden="1" w:unhideWhenUsed="1"/>
+    <w:lsdException w:name="Table Columns 3" w:semiHidden="1" w:unhideWhenUsed="1"/>
+    <w:lsdException w:name="Table Columns 4" w:semiHidden="1" w:unhideWhenUsed="1"/>
+    <w:lsdException w:name="Table Columns 5" w:semiHidden="1" w:unhideWhenUsed="1"/>
+    <w:lsdException w:name="Table Grid 1" w:semiHidden="1" w:unhideWhenUsed="1"/>
+    <w:lsdException w:name="Table Grid 2" w:semiHidden="1" w:unhideWhenUsed="1"/>
+    <w:lsdException w:name="Table Grid 3" w:semiHidden="1" w:unhideWhenUsed="1"/>
+    <w:lsdException w:name="Table Grid 4" w:semiHidden="1" w:unhideWhenUsed="1"/>
+    <w:lsdException w:name="Table Grid 5" w:semiHidden="1" w:unhideWhenUsed="1"/>
+    <w:lsdException w:name="Table Grid 6" w:semiHidden="1" w:unhideWhenUsed="1"/>
+    <w:lsdException w:name="Table Grid 7" w:semiHidden="1" w:unhideWhenUsed="1"/>
+    <w:lsdException w:name="Table Grid 8" w:semiHidden="1" w:unhideWhenUsed="1"/>
+    <w:lsdException w:name="Table List 1" w:semiHidden="1" w:unhideWhenUsed="1"/>
+    <w:lsdException w:name="Table List 2" w:semiHidden="1" w:unhideWhenUsed="1"/>
+    <w:lsdException w:name="Table List 3" w:semiHidden="1" w:unhideWhenUsed="1"/>
+    <w:lsdException w:name="Table List 4" w:semiHidden="1" w:unhideWhenUsed="1"/>
+    <w:lsdException w:name="Table List 5" w:semiHidden="1" w:unhideWhenUsed="1"/>
+    <w:lsdException w:name="Table List 6" w:semiHidden="1" w:unhideWhenUsed="1"/>
+    <w:lsdException w:name="Table List 7" w:semiHidden="1" w:unhideWhenUsed="1"/>
+    <w:lsdException w:name="Table List 8" w:semiHidden="1" w:unhideWhenUsed="1"/>
+    <w:lsdException w:name="Table 3D effects 1" w:semiHidden="1" w:unhideWhenUsed="1"/>
+    <w:lsdException w:name="Table 3D effects 2" w:semiHidden="1" w:unhideWhenUsed="1"/>
+    <w:lsdException w:name="Table 3D effects 3" w:semiHidden="1" w:unhideWhenUsed="1"/>
+    <w:lsdException w:name="Table Contemporary" w:semiHidden="1" w:unhideWhenUsed="1"/>
+    <w:lsdException w:name="Table Elegant" w:semiHidden="1" w:unhideWhenUsed="1"/>
+    <w:lsdException w:name="Table Professional" w:semiHidden="1" w:unhideWhenUsed="1"/>
+    <w:lsdException w:name="Table Subtle 1" w:semiHidden="1" w:unhideWhenUsed="1"/>
+    <w:lsdException w:name="Table Subtle 2" w:semiHidden="1" w:unhideWhenUsed="1"/>
+    <w:lsdException w:name="Table Web 1" w:semiHidden="1" w:unhideWhenUsed="1"/>
+    <w:lsdException w:name="Table Web 2" w:semiHidden="1" w:unhideWhenUsed="1"/>
+    <w:lsdException w:name="Table Web 3" w:semiHidden="1" w:unhideWhenUsed="1"/>
+    <w:lsdException w:name="Balloon Text" w:semiHidden="1" w:unhideWhenUsed="1"/>
+    <w:lsdException w:name="Table Grid" w:uiPriority="39"/>
+    <w:lsdException w:name="Table Theme" w:semiHidden="1" w:unhideWhenUsed="1"/>
+    <w:lsdException w:name="Placeholder Text" w:semiHidden="1"/>
+    <w:lsdException w:name="No Spacing" w:uiPriority="1" w:qFormat="1"/>
+    <w:lsdException w:name="Light Shading" w:uiPriority="60"/>
+    <w:lsdException w:name="Light List" w:uiPriority="61"/>
+    <w:lsdException w:name="Light Grid" w:uiPriority="62"/>
+    <w:lsdException w:name="Medium Shading 1" w:uiPriority="63"/>
+    <w:lsdException w:name="Medium Shading 2" w:uiPriority="64"/>
+    <w:lsdException w:name="Medium List 1" w:uiPriority="65"/>
+    <w:lsdException w:name="Medium List 2" w:uiPriority="66"/>
+    <w:lsdException w:name="Medium Grid 1" w:uiPriority="67"/>
+    <w:lsdException w:name="Medium Grid 2" w:uiPriority="68"/>
+    <w:lsdException w:name="Medium Grid 3" w:uiPriority="69"/>
+    <w:lsdException w:name="Dark List" w:uiPriority="70"/>
+    <w:lsdException w:name="Colorful Shading" w:uiPriority="71"/>
+    <w:lsdException w:name="Colorful List" w:uiPriority="72"/>
+    <w:lsdException w:name="Colorful Grid" w:uiPriority="73"/>
+    <w:lsdException w:name="Light Shading Accent 1" w:uiPriority="60"/>
+    <w:lsdException w:name="Light List Accent 1" w:uiPriority="61"/>
+    <w:lsdException w:name="Light Grid Accent 1" w:uiPriority="62"/>
+    <w:lsdException w:name="Medium Shading 1 Accent 1" w:uiPriority="63"/>
+    <w:lsdException w:name="Medium Shading 2 Accent 1" w:uiPriority="64"/>
+    <w:lsdException w:name="Medium List 1 Accent 1" w:uiPriority="65"/>
+    <w:lsdException w:name="Revision" w:semiHidden="1"/>
+    <w:lsdException w:name="List Paragraph" w:uiPriority="34" w:qFormat="1"/>
+    <w:lsdException w:name="Quote" w:uiPriority="29" w:qFormat="1"/>
+    <w:lsdException w:name="Intense Quote" w:uiPriority="30" w:qFormat="1"/>
+    <w:lsdException w:name="Medium List 2 Accent 1" w:uiPriority="66"/>
+    <w:lsdException w:name="Medium Grid 1 Accent 1" w:uiPriority="67"/>
+    <w:lsdException w:name="Medium Grid 2 Accent 1" w:uiPriority="68"/>
+    <w:lsdException w:name="Medium Grid 3 Accent 1" w:uiPriority="69"/>
+    <w:lsdException w:name="Dark List Accent 1" w:uiPriority="70"/>
+    <w:lsdException w:name="Colorful Shading Accent 1" w:uiPriority="71"/>
+    <w:lsdException w:name="Colorful List Accent 1" w:uiPriority="72"/>
+    <w:lsdException w:name="Colorful Grid Accent 1" w:uiPriority="73"/>
+    <w:lsdException w:name="Light Shading Accent 2" w:uiPriority="60"/>
+    <w:lsdException w:name="Light List Accent 2" w:uiPriority="61"/>
+    <w:lsdException w:name="Light Grid Accent 2" w:uiPriority="62"/>
+    <w:lsdException w:name="Medium Shading 1 Accent 2" w:uiPriority="63"/>
+    <w:lsdException w:name="Medium Shading 2 Accent 2" w:uiPriority="64"/>
+    <w:lsdException w:name="Medium List 1 Accent 2" w:uiPriority="65"/>
+    <w:lsdException w:name="Medium List 2 Accent 2" w:uiPriority="66"/>
+    <w:lsdException w:name="Medium Grid 1 Accent 2" w:uiPriority="67"/>
+    <w:lsdException w:name="Medium Grid 2 Accent 2" w:uiPriority="68"/>
+    <w:lsdException w:name="Medium Grid 3 Accent 2" w:uiPriority="69"/>
+    <w:lsdException w:name="Dark List Accent 2" w:uiPriority="70"/>
+    <w:lsdException w:name="Colorful Shading Accent 2" w:uiPriority="71"/>
+    <w:lsdException w:name="Colorful List Accent 2" w:uiPriority="72"/>
+    <w:lsdException w:name="Colorful Grid Accent 2" w:uiPriority="73"/>
+    <w:lsdException w:name="Light Shading Accent 3" w:uiPriority="60"/>
+    <w:lsdException w:name="Light List Accent 3" w:uiPriority="61"/>
+    <w:lsdException w:name="Light Grid Accent 3" w:uiPriority="62"/>
+    <w:lsdException w:name="Medium Shading 1 Accent 3" w:uiPriority="63"/>
+    <w:lsdException w:name="Medium Shading 2 Accent 3" w:uiPriority="64"/>
+    <w:lsdException w:name="Medium List 1 Accent 3" w:uiPriority="65"/>
+    <w:lsdException w:name="Medium List 2 Accent 3" w:uiPriority="66"/>
+    <w:lsdException w:name="Medium Grid 1 Accent 3" w:uiPriority="67"/>
+    <w:lsdException w:name="Medium Grid 2 Accent 3" w:uiPriority="68"/>
+    <w:lsdException w:name="Medium Grid 3 Accent 3" w:uiPriority="69"/>
+    <w:lsdException w:name="Dark List Accent 3" w:uiPriority="70"/>
+    <w:lsdException w:name="Colorful Shading Accent 3" w:uiPriority="71"/>
+    <w:lsdException w:name="Colorful List Accent 3" w:uiPriority="72"/>
+    <w:lsdException w:name="Colorful Grid Accent 3" w:uiPriority="73"/>
+    <w:lsdException w:name="Light Shading Accent 4" w:uiPriority="60"/>
+    <w:lsdException w:name="Light List Accent 4" w:uiPriority="61"/>
+    <w:lsdException w:name="Light Grid Accent 4" w:uiPriority="62"/>
+    <w:lsdException w:name="Medium Shading 1 Accent 4" w:uiPriority="63"/>
+    <w:lsdException w:name="Medium Shading 2 Accent 4" w:uiPriority="64"/>
+    <w:lsdException w:name="Medium List 1 Accent 4" w:uiPriority="65"/>
+    <w:lsdException w:name="Medium List 2 Accent 4" w:uiPriority="66"/>
+    <w:lsdException w:name="Medium Grid 1 Accent 4" w:uiPriority="67"/>
+    <w:lsdException w:name="Medium Grid 2 Accent 4" w:uiPriority="68"/>
+    <w:lsdException w:name="Medium Grid 3 Accent 4" w:uiPriority="69"/>
+    <w:lsdException w:name="Dark List Accent 4" w:uiPriority="70"/>
+    <w:lsdException w:name="Colorful Shading Accent 4" w:uiPriority="71"/>
+    <w:lsdException w:name="Colorful List Accent 4" w:uiPriority="72"/>
+    <w:lsdException w:name="Colorful Grid Accent 4" w:uiPriority="73"/>
+    <w:lsdException w:name="Light Shading Accent 5" w:uiPriority="60"/>
+    <w:lsdException w:name="Light List Accent 5" w:uiPriority="61"/>
+    <w:lsdException w:name="Light Grid Accent 5" w:uiPriority="62"/>
+    <w:lsdException w:name="Medium Shading 1 Accent 5" w:uiPriority="63"/>
+    <w:lsdException w:name="Medium Shading 2 Accent 5" w:uiPriority="64"/>
+    <w:lsdException w:name="Medium List 1 Accent 5" w:uiPriority="65"/>
+    <w:lsdException w:name="Medium List 2 Accent 5" w:uiPriority="66"/>
+    <w:lsdException w:name="Medium Grid 1 Accent 5" w:uiPriority="67"/>
+    <w:lsdException w:name="Medium Grid 2 Accent 5" w:uiPriority="68"/>
+    <w:lsdException w:name="Medium Grid 3 Accent 5" w:uiPriority="69"/>
+    <w:lsdException w:name="Dark List Accent 5" w:uiPriority="70"/>
+    <w:lsdException w:name="Colorful Shading Accent 5" w:uiPriority="71"/>
+    <w:lsdException w:name="Colorful List Accent 5" w:uiPriority="72"/>
+    <w:lsdException w:name="Colorful Grid Accent 5" w:uiPriority="73"/>
+    <w:lsdException w:name="Light Shading Accent 6" w:uiPriority="60"/>
+    <w:lsdException w:name="Light List Accent 6" w:uiPriority="61"/>
+    <w:lsdException w:name="Light Grid Accent 6" w:uiPriority="62"/>
+    <w:lsdException w:name="Medium Shading 1 Accent 6" w:uiPriority="63"/>
+    <w:lsdException w:name="Medium Shading 2 Accent 6" w:uiPriority="64"/>
+    <w:lsdException w:name="Medium List 1 Accent 6" w:uiPriority="65"/>
+    <w:lsdException w:name="Medium List 2 Accent 6" w:uiPriority="66"/>
+    <w:lsdException w:name="Medium Grid 1 Accent 6" w:uiPriority="67"/>
+    <w:lsdException w:name="Medium Grid 2 Accent 6" w:uiPriority="68"/>
+    <w:lsdException w:name="Medium Grid 3 Accent 6" w:uiPriority="69"/>
+    <w:lsdException w:name="Dark List Accent 6" w:uiPriority="70"/>
+    <w:lsdException w:name="Colorful Shading Accent 6" w:uiPriority="71"/>
+    <w:lsdException w:name="Colorful List Accent 6" w:uiPriority="72"/>
+    <w:lsdException w:name="Colorful Grid Accent 6" w:uiPriority="73"/>
+    <w:lsdException w:name="Subtle Emphasis" w:uiPriority="19" w:qFormat="1"/>
+    <w:lsdException w:name="Intense Emphasis" w:uiPriority="21" w:qFormat="1"/>
+    <w:lsdException w:name="Subtle Reference" w:uiPriority="31" w:qFormat="1"/>
+    <w:lsdException w:name="Intense Reference" w:uiPriority="32" w:qFormat="1"/>
+    <w:lsdException w:name="Book Title" w:uiPriority="33" w:qFormat="1"/>
+    <w:lsdException w:name="Bibliography" w:semiHidden="1" w:uiPriority="37" w:unhideWhenUsed="1"/>
+    <w:lsdException w:name="TOC Heading" w:semiHidden="1" w:uiPriority="39" w:unhideWhenUsed="1" w:qFormat="1"/>
+    <w:lsdException w:name="Plain Table 1" w:uiPriority="41"/>
+    <w:lsdException w:name="Plain Table 2" w:uiPriority="42"/>
+    <w:lsdException w:name="Plain Table 3" w:uiPriority="43"/>
+    <w:lsdException w:name="Plain Table 4" w:uiPriority="44"/>
+    <w:lsdException w:name="Plain Table 5" w:uiPriority="45"/>
+    <w:lsdException w:name="Grid Table Light" w:uiPriority="40"/>
+    <w:lsdException w:name="Grid Table 1 Light" w:uiPriority="46"/>
+    <w:lsdException w:name="Grid Table 2" w:uiPriority="47"/>
+    <w:lsdException w:name="Grid Table 3" w:uiPriority="48"/>
+    <w:lsdException w:name="Grid Table 4" w:uiPriority="49"/>
+    <w:lsdException w:name="Grid Table 5 Dark" w:uiPriority="50"/>
+    <w:lsdException w:name="Grid Table 6 Colorful" w:uiPriority="51"/>
+    <w:lsdException w:name="Grid Table 7 Colorful" w:uiPriority="52"/>
+    <w:lsdException w:name="Grid Table 1 Light Accent 1" w:uiPriority="46"/>
+    <w:lsdException w:name="Grid Table 2 Accent 1" w:uiPriority="47"/>
+    <w:lsdException w:name="Grid Table 3 Accent 1" w:uiPriority="48"/>
+    <w:lsdException w:name="Grid Table 4 Accent 1" w:uiPriority="49"/>
+    <w:lsdException w:name="Grid Table 5 Dark Accent 1" w:uiPriority="50"/>
+    <w:lsdException w:name="Grid Table 6 Colorful Accent 1" w:uiPriority="51"/>
+    <w:lsdException w:name="Grid Table 7 Colorful Accent 1" w:uiPriority="52"/>
+    <w:lsdException w:name="Grid Table 1 Light Accent 2" w:uiPriority="46"/>
+    <w:lsdException w:name="Grid Table 2 Accent 2" w:uiPriority="47"/>
+    <w:lsdException w:name="Grid Table 3 Accent 2" w:uiPriority="48"/>
+    <w:lsdException w:name="Grid Table 4 Accent 2" w:uiPriority="49"/>
+    <w:lsdException w:name="Grid Table 5 Dark Accent 2" w:uiPriority="50"/>
+    <w:lsdException w:name="Grid Table 6 Colorful Accent 2" w:uiPriority="51"/>
+    <w:lsdException w:name="Grid Table 7 Colorful Accent 2" w:uiPriority="52"/>
+    <w:lsdException w:name="Grid Table 1 Light Accent 3" w:uiPriority="46"/>
+    <w:lsdException w:name="Grid Table 2 Accent 3" w:uiPriority="47"/>
+    <w:lsdException w:name="Grid Table 3 Accent 3" w:uiPriority="48"/>
+    <w:lsdException w:name="Grid Table 4 Accent 3" w:uiPriority="49"/>
+    <w:lsdException w:name="Grid Table 5 Dark Accent 3" w:uiPriority="50"/>
+    <w:lsdException w:name="Grid Table 6 Colorful Accent 3" w:uiPriority="51"/>
+    <w:lsdException w:name="Grid Table 7 Colorful Accent 3" w:uiPriority="52"/>
+    <w:lsdException w:name="Grid Table 1 Light Accent 4" w:uiPriority="46"/>
+    <w:lsdException w:name="Grid Table 2 Accent 4" w:uiPriority="47"/>
+    <w:lsdException w:name="Grid Table 3 Accent 4" w:uiPriority="48"/>
+    <w:lsdException w:name="Grid Table 4 Accent 4" w:uiPriority="49"/>
+    <w:lsdException w:name="Grid Table 5 Dark Accent 4" w:uiPriority="50"/>
+    <w:lsdException w:name="Grid Table 6 Colorful Accent 4" w:uiPriority="51"/>
+    <w:lsdException w:name="Grid Table 7 Colorful Accent 4" w:uiPriority="52"/>
+    <w:lsdException w:name="Grid Table 1 Light Accent 5" w:uiPriority="46"/>
+    <w:lsdException w:name="Grid Table 2 Accent 5" w:uiPriority="47"/>
+    <w:lsdException w:name="Grid Table 3 Accent 5" w:uiPriority="48"/>
+    <w:lsdException w:name="Grid Table 4 Accent 5" w:uiPriority="49"/>
+    <w:lsdException w:name="Grid Table 5 Dark Accent 5" w:uiPriority="50"/>
+    <w:lsdException w:name="Grid Table 6 Colorful Accent 5" w:uiPriority="51"/>
+    <w:lsdException w:name="Grid Table 7 Colorful Accent 5" w:uiPriority="52"/>
+    <w:lsdException w:name="Grid Table 1 Light Accent 6" w:uiPriority="46"/>
+    <w:lsdException w:name="Grid Table 2 Accent 6" w:uiPriority="47"/>
+    <w:lsdException w:name="Grid Table 3 Accent 6" w:uiPriority="48"/>
+    <w:lsdException w:name="Grid Table 4 Accent 6" w:uiPriority="49"/>
+    <w:lsdException w:name="Grid Table 5 Dark Accent 6" w:uiPriority="50"/>
+    <w:lsdException w:name="Grid Table 6 Colorful Accent 6" w:uiPriority="51"/>
+    <w:lsdException w:name="Grid Table 7 Colorful Accent 6" w:uiPriority="52"/>
+    <w:lsdException w:name="List Table 1 Light" w:uiPriority="46"/>
+    <w:lsdException w:name="List Table 2" w:uiPriority="47"/>
+    <w:lsdException w:name="List Table 3" w:uiPriority="48"/>
+    <w:lsdException w:name="List Table 4" w:uiPriority="49"/>
+    <w:lsdException w:name="List Table 5 Dark" w:uiPriority="50"/>
+    <w:lsdException w:name="List Table 6 Colorful" w:uiPriority="51"/>
+    <w:lsdException w:name="List Table 7 Colorful" w:uiPriority="52"/>
+    <w:lsdException w:name="List Table 1 Light Accent 1" w:uiPriority="46"/>
+    <w:lsdException w:name="List Table 2 Accent 1" w:uiPriority="47"/>
+    <w:lsdException w:name="List Table 3 Accent 1" w:uiPriority="48"/>
+    <w:lsdException w:name="List Table 4 Accent 1" w:uiPriority="49"/>
+    <w:lsdException w:name="List Table 5 Dark Accent 1" w:uiPriority="50"/>
+    <w:lsdException w:name="List Table 6 Colorful Accent 1" w:uiPriority="51"/>
+    <w:lsdException w:name="List Table 7 Colorful Accent 1" w:uiPriority="52"/>
+    <w:lsdException w:name="List Table 1 Light Accent 2" w:uiPriority="46"/>
+    <w:lsdException w:name="List Table 2 Accent 2" w:uiPriority="47"/>
+    <w:lsdException w:name="List Table 3 Accent 2" w:uiPriority="48"/>
+    <w:lsdException w:name="List Table 4 Accent 2" w:uiPriority="49"/>
+    <w:lsdException w:name="List Table 5 Dark Accent 2" w:uiPriority="50"/>
+    <w:lsdException w:name="List Table 6 Colorful Accent 2" w:uiPriority="51"/>
+    <w:lsdException w:name="List Table 7 Colorful Accent 2" w:uiPriority="52"/>
+    <w:lsdException w:name="List Table 1 Light Accent 3" w:uiPriority="46"/>
+    <w:lsdException w:name="List Table 2 Accent 3" w:uiPriority="47"/>
+    <w:lsdException w:name="List Table 3 Accent 3" w:uiPriority="48"/>
+    <w:lsdException w:name="List Table 4 Accent 3" w:uiPriority="49"/>
+    <w:lsdException w:name="List Table 5 Dark Accent 3" w:uiPriority="50"/>
+    <w:lsdException w:name="List Table 6 Colorful Accent 3" w:uiPriority="51"/>
+    <w:lsdException w:name="List Table 7 Colorful Accent 3" w:uiPriority="52"/>
+    <w:lsdException w:name="List Table 1 Light Accent 4" w:uiPriority="46"/>
+    <w:lsdException w:name="List Table 2 Accent 4" w:uiPriority="47"/>
+    <w:lsdException w:name="List Table 3 Accent 4" w:uiPriority="48"/>
+    <w:lsdException w:name="List Table 4 Accent 4" w:uiPriority="49"/>
+    <w:lsdException w:name="List Table 5 Dark Accent 4" w:uiPriority="50"/>
+    <w:lsdException w:name="List Table 6 Colorful Accent 4" w:uiPriority="51"/>
+    <w:lsdException w:name="List Table 7 Colorful Accent 4" w:uiPriority="52"/>
+    <w:lsdException w:name="List Table 1 Light Accent 5" w:uiPriority="46"/>
+    <w:lsdException w:name="List Table 2 Accent 5" w:uiPriority="47"/>
+    <w:lsdException w:name="List Table 3 Accent 5" w:uiPriority="48"/>
+    <w:lsdException w:name="List Table 4 Accent 5" w:uiPriority="49"/>
+    <w:lsdException w:name="List Table 5 Dark Accent 5" w:uiPriority="50"/>
+    <w:lsdException w:name="List Table 6 Colorful Accent 5" w:uiPriority="51"/>
+    <w:lsdException w:name="List Table 7 Colorful Accent 5" w:uiPriority="52"/>
+    <w:lsdException w:name="List Table 1 Light Accent 6" w:uiPriority="46"/>
+    <w:lsdException w:name="List Table 2 Accent 6" w:uiPriority="47"/>
+    <w:lsdException w:name="List Table 3 Accent 6" w:uiPriority="48"/>
+    <w:lsdException w:name="List Table 4 Accent 6" w:uiPriority="49"/>
+    <w:lsdException w:name="List Table 5 Dark Accent 6" w:uiPriority="50"/>
+    <w:lsdException w:name="List Table 6 Colorful Accent 6" w:uiPriority="51"/>
+    <w:lsdException w:name="List Table 7 Colorful Accent 6" w:uiPriority="52"/>
+    <w:lsdException w:name="Mention" w:semiHidden="1" w:unhideWhenUsed="1"/>
+    <w:lsdException w:name="Smart Hyperlink" w:semiHidden="1" w:unhideWhenUsed="1"/>
+    <w:lsdException w:name="Hashtag" w:semiHidden="1" w:unhideWhenUsed="1"/>
+    <w:lsdException w:name="Unresolved Mention" w:semiHidden="1" w:unhideWhenUsed="1"/>
+    <w:lsdException w:name="Smart Link" w:semiHidden="1" w:unhideWhenUsed="1"/>
+  </w:latentStyles>
+  <w:style w:type="paragraph" w:default="1" w:styleId="Normal">
+    <w:name w:val="Normal"/>
+    <w:qFormat/>
+  </w:style>
+  <w:style w:type="paragraph" w:styleId="Heading1">
+    <w:name w:val="heading 1"/>
+    <w:uiPriority w:val="9"/>
+    <w:qFormat/>
+    <w:pPr>
+      <w:outlineLvl w:val="0"/>
+    </w:pPr>
+    <w:rPr>
+      <w:color w:val="2E74B5"/>
+      <w:sz w:val="32"/>
+      <w:szCs w:val="32"/>
+    </w:rPr>
+  </w:style>
+  <w:style w:type="paragraph" w:styleId="Heading2">
+    <w:name w:val="heading 2"/>
+    <w:uiPriority w:val="9"/>
+    <w:semiHidden/>
+    <w:unhideWhenUsed/>
+    <w:qFormat/>
+    <w:pPr>
+      <w:outlineLvl w:val="1"/>
+    </w:pPr>
+    <w:rPr>
+      <w:color w:val="2E74B5"/>
+      <w:sz w:val="26"/>
+      <w:szCs w:val="26"/>
+    </w:rPr>
+  </w:style>
+  <w:style w:type="paragraph" w:styleId="Heading3">
+    <w:name w:val="heading 3"/>
+    <w:uiPriority w:val="9"/>
+    <w:semiHidden/>
+    <w:unhideWhenUsed/>
+    <w:qFormat/>
+    <w:pPr>
+      <w:outlineLvl w:val="2"/>
+    </w:pPr>
+    <w:rPr>
+      <w:color w:val="1F4D78"/>
+      <w:sz w:val="24"/>
+      <w:szCs w:val="24"/>
+    </w:rPr>
+  </w:style>
+  <w:style w:type="paragraph" w:styleId="Heading4">
+    <w:name w:val="heading 4"/>
+    <w:uiPriority w:val="9"/>
+    <w:semiHidden/>
+    <w:unhideWhenUsed/>
+    <w:qFormat/>
+    <w:pPr>
+      <w:outlineLvl w:val="3"/>
+    </w:pPr>
+    <w:rPr>
+      <w:i/>
+      <w:iCs/>
+      <w:color w:val="2E74B5"/>
+    </w:rPr>
+  </w:style>
+  <w:style w:type="paragraph" w:styleId="Heading5">
+    <w:name w:val="heading 5"/>
+    <w:uiPriority w:val="9"/>
+    <w:semiHidden/>
+    <w:unhideWhenUsed/>
+    <w:qFormat/>
+    <w:pPr>
+      <w:outlineLvl w:val="4"/>
+    </w:pPr>
+    <w:rPr>
+      <w:color w:val="2E74B5"/>
+    </w:rPr>
+  </w:style>
+  <w:style w:type="paragraph" w:styleId="Heading6">
+    <w:name w:val="heading 6"/>
+    <w:uiPriority w:val="9"/>
+    <w:semiHidden/>
+    <w:unhideWhenUsed/>
+    <w:qFormat/>
+    <w:pPr>
+      <w:outlineLvl w:val="5"/>
+    </w:pPr>
+    <w:rPr>
+      <w:color w:val="1F4D78"/>
+    </w:rPr>
+  </w:style>
+  <w:style w:type="character" w:default="1" w:styleId="DefaultParagraphFont">
+    <w:name w:val="Default Paragraph Font"/>
+    <w:uiPriority w:val="1"/>
+    <w:semiHidden/>
+    <w:unhideWhenUsed/>
+  </w:style>
+  <w:style w:type="table" w:default="1" w:styleId="TableNormal">
+    <w:name w:val="Normal Table"/>
+    <w:uiPriority w:val="99"/>
+    <w:semiHidden/>
+    <w:unhideWhenUsed/>
+    <w:tblPr>
+      <w:tblInd w:w="0" w:type="dxa"/>
+      <w:tblCellMar>
+        <w:top w:w="0" w:type="dxa"/>
+        <w:left w:w="108" w:type="dxa"/>
+        <w:bottom w:w="0" w:type="dxa"/>
+        <w:right w:w="108" w:type="dxa"/>
+      </w:tblCellMar>
+    </w:tblPr>
+  </w:style>
+  <w:style w:type="numbering" w:default="1" w:styleId="NoList">
+    <w:name w:val="No List"/>
+    <w:uiPriority w:val="99"/>
+    <w:semiHidden/>
+    <w:unhideWhenUsed/>
+  </w:style>
   <w:style w:type="paragraph" w:styleId="Title">
     <w:name w:val="Title"/>
-    <w:basedOn w:val="Normal"/>
-    <w:next w:val="Normal"/>
+    <w:uiPriority w:val="10"/>
     <w:qFormat/>
     <w:rPr>
       <w:sz w:val="56"/>
       <w:szCs w:val="56"/>
     </w:rPr>
   </w:style>
-  <w:style w:type="paragraph" w:styleId="Heading1">
-    <w:name w:val="Heading 1"/>
-    <w:basedOn w:val="Normal"/>
-    <w:next w:val="Normal"/>
-    <w:qFormat/>
-    <w:rPr>
-      <w:color w:val="2E74B5"/>
-      <w:sz w:val="32"/>
-      <w:szCs w:val="32"/>
-    </w:rPr>
-  </w:style>
-  <w:style w:type="paragraph" w:styleId="Heading2">
-    <w:name w:val="Heading 2"/>
-    <w:basedOn w:val="Normal"/>
-    <w:next w:val="Normal"/>
-    <w:qFormat/>
-    <w:rPr>
-      <w:color w:val="2E74B5"/>
-      <w:sz w:val="26"/>
-      <w:szCs w:val="26"/>
-    </w:rPr>
-  </w:style>
-  <w:style w:type="paragraph" w:styleId="Heading3">
-    <w:name w:val="Heading 3"/>
-    <w:basedOn w:val="Normal"/>
-    <w:next w:val="Normal"/>
-    <w:qFormat/>
-    <w:rPr>
-      <w:color w:val="1F4D78"/>
-      <w:sz w:val="24"/>
-      <w:szCs w:val="24"/>
-    </w:rPr>
-  </w:style>
-  <w:style w:type="paragraph" w:styleId="Heading4">
-    <w:name w:val="Heading 4"/>
-    <w:basedOn w:val="Normal"/>
-    <w:next w:val="Normal"/>
-    <w:qFormat/>
-    <w:rPr>
-      <w:i/>
-      <w:iCs/>
-      <w:color w:val="2E74B5"/>
-    </w:rPr>
-  </w:style>
-  <w:style w:type="paragraph" w:styleId="Heading5">
-    <w:name w:val="Heading 5"/>
-    <w:basedOn w:val="Normal"/>
-    <w:next w:val="Normal"/>
-    <w:qFormat/>
-    <w:rPr>
-      <w:color w:val="2E74B5"/>
-    </w:rPr>
-  </w:style>
-  <w:style w:type="paragraph" w:styleId="Heading6">
-    <w:name w:val="Heading 6"/>
-    <w:basedOn w:val="Normal"/>
-    <w:next w:val="Normal"/>
-    <w:qFormat/>
-    <w:rPr>
-      <w:color w:val="1F4D78"/>
-    </w:rPr>
-  </w:style>
-  <w:style w:type="paragraph" w:styleId="Strong">
-    <w:name w:val="Strong"/>
-    <w:basedOn w:val="Normal"/>
-    <w:next w:val="Normal"/>
+  <w:style w:type="paragraph" w:customStyle="1" w:styleId="Strong1">
+    <w:name w:val="Strong1"/>
     <w:qFormat/>
     <w:rPr>
       <w:b/>
@@ -701,12 +1159,10 @@
   </w:style>
   <w:style w:type="paragraph" w:styleId="ListParagraph">
     <w:name w:val="List Paragraph"/>
-    <w:basedOn w:val="Normal"/>
     <w:qFormat/>
   </w:style>
   <w:style w:type="character" w:styleId="Hyperlink">
     <w:name w:val="Hyperlink"/>
-    <w:basedOn w:val="DefaultParagraphFont"/>
     <w:uiPriority w:val="99"/>
     <w:unhideWhenUsed/>
     <w:rPr>
@@ -716,7 +1172,6 @@
   </w:style>
   <w:style w:type="character" w:styleId="FootnoteReference">
     <w:name w:val="footnote reference"/>
-    <w:basedOn w:val="DefaultParagraphFont"/>
     <w:uiPriority w:val="99"/>
     <w:semiHidden/>
     <w:unhideWhenUsed/>
@@ -726,22 +1181,17 @@
   </w:style>
   <w:style w:type="paragraph" w:styleId="FootnoteText">
     <w:name w:val="footnote text"/>
-    <w:basedOn w:val="Normal"/>
     <w:link w:val="FootnoteTextChar"/>
     <w:uiPriority w:val="99"/>
     <w:semiHidden/>
     <w:unhideWhenUsed/>
-    <w:pPr>
-      <w:spacing w:after="0" w:line="240" w:lineRule="auto"/>
-    </w:pPr>
     <w:rPr>
       <w:sz w:val="20"/>
       <w:szCs w:val="20"/>
     </w:rPr>
   </w:style>
-  <w:style w:type="character" w:styleId="FootnoteTextChar">
+  <w:style w:type="character" w:customStyle="1" w:styleId="FootnoteTextChar">
     <w:name w:val="Footnote Text Char"/>
-    <w:basedOn w:val="DefaultParagraphFont"/>
     <w:link w:val="FootnoteText"/>
     <w:uiPriority w:val="99"/>
     <w:semiHidden/>
@@ -753,7 +1203,6 @@
   </w:style>
   <w:style w:type="character" w:styleId="EndnoteReference">
     <w:name w:val="endnote reference"/>
-    <w:basedOn w:val="DefaultParagraphFont"/>
     <w:uiPriority w:val="99"/>
     <w:semiHidden/>
     <w:unhideWhenUsed/>
@@ -763,22 +1212,17 @@
   </w:style>
   <w:style w:type="paragraph" w:styleId="EndnoteText">
     <w:name w:val="endnote text"/>
-    <w:basedOn w:val="Normal"/>
     <w:link w:val="EndnoteTextChar"/>
     <w:uiPriority w:val="99"/>
     <w:semiHidden/>
     <w:unhideWhenUsed/>
-    <w:pPr>
-      <w:spacing w:after="0" w:line="240" w:lineRule="auto"/>
-    </w:pPr>
     <w:rPr>
       <w:sz w:val="20"/>
       <w:szCs w:val="20"/>
     </w:rPr>
   </w:style>
-  <w:style w:type="character" w:styleId="EndnoteTextChar">
+  <w:style w:type="character" w:customStyle="1" w:styleId="EndnoteTextChar">
     <w:name w:val="Endnote Text Char"/>
-    <w:basedOn w:val="DefaultParagraphFont"/>
     <w:link w:val="EndnoteText"/>
     <w:uiPriority w:val="99"/>
     <w:semiHidden/>
@@ -789,4 +1233,319 @@
     </w:rPr>
   </w:style>
 </w:styles>
+</file>
+
+<file path=word/theme/theme1.xml><?xml version="1.0" encoding="utf-8"?>
+<a:theme xmlns:a="http://schemas.openxmlformats.org/drawingml/2006/main" name="Office Theme">
+  <a:themeElements>
+    <a:clrScheme name="Office">
+      <a:dk1>
+        <a:sysClr val="windowText" lastClr="000000"/>
+      </a:dk1>
+      <a:lt1>
+        <a:sysClr val="window" lastClr="FFFFFF"/>
+      </a:lt1>
+      <a:dk2>
+        <a:srgbClr val="0E2841"/>
+      </a:dk2>
+      <a:lt2>
+        <a:srgbClr val="E8E8E8"/>
+      </a:lt2>
+      <a:accent1>
+        <a:srgbClr val="156082"/>
+      </a:accent1>
+      <a:accent2>
+        <a:srgbClr val="E97132"/>
+      </a:accent2>
+      <a:accent3>
+        <a:srgbClr val="196B24"/>
+      </a:accent3>
+      <a:accent4>
+        <a:srgbClr val="0F9ED5"/>
+      </a:accent4>
+      <a:accent5>
+        <a:srgbClr val="A02B93"/>
+      </a:accent5>
+      <a:accent6>
+        <a:srgbClr val="4EA72E"/>
+      </a:accent6>
+      <a:hlink>
+        <a:srgbClr val="467886"/>
+      </a:hlink>
+      <a:folHlink>
+        <a:srgbClr val="96607D"/>
+      </a:folHlink>
+    </a:clrScheme>
+    <a:fontScheme name="Office">
+      <a:majorFont>
+        <a:latin typeface="Aptos Display" panose="02110004020202020204"/>
+        <a:ea typeface=""/>
+        <a:cs typeface=""/>
+        <a:font script="Jpan" typeface="游ゴシック Light"/>
+        <a:font script="Hang" typeface="맑은 고딕"/>
+        <a:font script="Hans" typeface="等线 Light"/>
+        <a:font script="Hant" typeface="新細明體"/>
+        <a:font script="Arab" typeface="Times New Roman"/>
+        <a:font script="Hebr" typeface="Times New Roman"/>
+        <a:font script="Thai" typeface="Angsana New"/>
+        <a:font script="Ethi" typeface="Nyala"/>
+        <a:font script="Beng" typeface="Vrinda"/>
+        <a:font script="Gujr" typeface="Shruti"/>
+        <a:font script="Khmr" typeface="MoolBoran"/>
+        <a:font script="Knda" typeface="Tunga"/>
+        <a:font script="Guru" typeface="Raavi"/>
+        <a:font script="Cans" typeface="Euphemia"/>
+        <a:font script="Cher" typeface="Plantagenet Cherokee"/>
+        <a:font script="Yiii" typeface="Microsoft Yi Baiti"/>
+        <a:font script="Tibt" typeface="Microsoft Himalaya"/>
+        <a:font script="Thaa" typeface="MV Boli"/>
+        <a:font script="Deva" typeface="Mangal"/>
+        <a:font script="Telu" typeface="Gautami"/>
+        <a:font script="Taml" typeface="Latha"/>
+        <a:font script="Syrc" typeface="Estrangelo Edessa"/>
+        <a:font script="Orya" typeface="Kalinga"/>
+        <a:font script="Mlym" typeface="Kartika"/>
+        <a:font script="Laoo" typeface="DokChampa"/>
+        <a:font script="Sinh" typeface="Iskoola Pota"/>
+        <a:font script="Mong" typeface="Mongolian Baiti"/>
+        <a:font script="Viet" typeface="Times New Roman"/>
+        <a:font script="Uigh" typeface="Microsoft Uighur"/>
+        <a:font script="Geor" typeface="Sylfaen"/>
+        <a:font script="Armn" typeface="Arial"/>
+        <a:font script="Bugi" typeface="Leelawadee UI"/>
+        <a:font script="Bopo" typeface="Microsoft JhengHei"/>
+        <a:font script="Java" typeface="Javanese Text"/>
+        <a:font script="Lisu" typeface="Segoe UI"/>
+        <a:font script="Mymr" typeface="Myanmar Text"/>
+        <a:font script="Nkoo" typeface="Ebrima"/>
+        <a:font script="Olck" typeface="Nirmala UI"/>
+        <a:font script="Osma" typeface="Ebrima"/>
+        <a:font script="Phag" typeface="Phagspa"/>
+        <a:font script="Syrn" typeface="Estrangelo Edessa"/>
+        <a:font script="Syrj" typeface="Estrangelo Edessa"/>
+        <a:font script="Syre" typeface="Estrangelo Edessa"/>
+        <a:font script="Sora" typeface="Nirmala UI"/>
+        <a:font script="Tale" typeface="Microsoft Tai Le"/>
+        <a:font script="Talu" typeface="Microsoft New Tai Lue"/>
+        <a:font script="Tfng" typeface="Ebrima"/>
+      </a:majorFont>
+      <a:minorFont>
+        <a:latin typeface="Aptos" panose="02110004020202020204"/>
+        <a:ea typeface=""/>
+        <a:cs typeface=""/>
+        <a:font script="Jpan" typeface="游明朝"/>
+        <a:font script="Hang" typeface="맑은 고딕"/>
+        <a:font script="Hans" typeface="等线"/>
+        <a:font script="Hant" typeface="新細明體"/>
+        <a:font script="Arab" typeface="Arial"/>
+        <a:font script="Hebr" typeface="Arial"/>
+        <a:font script="Thai" typeface="Cordia New"/>
+        <a:font script="Ethi" typeface="Nyala"/>
+        <a:font script="Beng" typeface="Vrinda"/>
+        <a:font script="Gujr" typeface="Shruti"/>
+        <a:font script="Khmr" typeface="DaunPenh"/>
+        <a:font script="Knda" typeface="Tunga"/>
+        <a:font script="Guru" typeface="Raavi"/>
+        <a:font script="Cans" typeface="Euphemia"/>
+        <a:font script="Cher" typeface="Plantagenet Cherokee"/>
+        <a:font script="Yiii" typeface="Microsoft Yi Baiti"/>
+        <a:font script="Tibt" typeface="Microsoft Himalaya"/>
+        <a:font script="Thaa" typeface="MV Boli"/>
+        <a:font script="Deva" typeface="Mangal"/>
+        <a:font script="Telu" typeface="Gautami"/>
+        <a:font script="Taml" typeface="Latha"/>
+        <a:font script="Syrc" typeface="Estrangelo Edessa"/>
+        <a:font script="Orya" typeface="Kalinga"/>
+        <a:font script="Mlym" typeface="Kartika"/>
+        <a:font script="Laoo" typeface="DokChampa"/>
+        <a:font script="Sinh" typeface="Iskoola Pota"/>
+        <a:font script="Mong" typeface="Mongolian Baiti"/>
+        <a:font script="Viet" typeface="Arial"/>
+        <a:font script="Uigh" typeface="Microsoft Uighur"/>
+        <a:font script="Geor" typeface="Sylfaen"/>
+        <a:font script="Armn" typeface="Arial"/>
+        <a:font script="Bugi" typeface="Leelawadee UI"/>
+        <a:font script="Bopo" typeface="Microsoft JhengHei"/>
+        <a:font script="Java" typeface="Javanese Text"/>
+        <a:font script="Lisu" typeface="Segoe UI"/>
+        <a:font script="Mymr" typeface="Myanmar Text"/>
+        <a:font script="Nkoo" typeface="Ebrima"/>
+        <a:font script="Olck" typeface="Nirmala UI"/>
+        <a:font script="Osma" typeface="Ebrima"/>
+        <a:font script="Phag" typeface="Phagspa"/>
+        <a:font script="Syrn" typeface="Estrangelo Edessa"/>
+        <a:font script="Syrj" typeface="Estrangelo Edessa"/>
+        <a:font script="Syre" typeface="Estrangelo Edessa"/>
+        <a:font script="Sora" typeface="Nirmala UI"/>
+        <a:font script="Tale" typeface="Microsoft Tai Le"/>
+        <a:font script="Talu" typeface="Microsoft New Tai Lue"/>
+        <a:font script="Tfng" typeface="Ebrima"/>
+      </a:minorFont>
+    </a:fontScheme>
+    <a:fmtScheme name="Office">
+      <a:fillStyleLst>
+        <a:solidFill>
+          <a:schemeClr val="phClr"/>
+        </a:solidFill>
+        <a:gradFill rotWithShape="1">
+          <a:gsLst>
+            <a:gs pos="0">
+              <a:schemeClr val="phClr">
+                <a:lumMod val="110000"/>
+                <a:satMod val="105000"/>
+                <a:tint val="67000"/>
+              </a:schemeClr>
+            </a:gs>
+            <a:gs pos="50000">
+              <a:schemeClr val="phClr">
+                <a:lumMod val="105000"/>
+                <a:satMod val="103000"/>
+                <a:tint val="73000"/>
+              </a:schemeClr>
+            </a:gs>
+            <a:gs pos="100000">
+              <a:schemeClr val="phClr">
+                <a:lumMod val="105000"/>
+                <a:satMod val="109000"/>
+                <a:tint val="81000"/>
+              </a:schemeClr>
+            </a:gs>
+          </a:gsLst>
+          <a:lin ang="5400000" scaled="0"/>
+        </a:gradFill>
+        <a:gradFill rotWithShape="1">
+          <a:gsLst>
+            <a:gs pos="0">
+              <a:schemeClr val="phClr">
+                <a:satMod val="103000"/>
+                <a:lumMod val="102000"/>
+                <a:tint val="94000"/>
+              </a:schemeClr>
+            </a:gs>
+            <a:gs pos="50000">
+              <a:schemeClr val="phClr">
+                <a:satMod val="110000"/>
+                <a:lumMod val="100000"/>
+                <a:shade val="100000"/>
+              </a:schemeClr>
+            </a:gs>
+            <a:gs pos="100000">
+              <a:schemeClr val="phClr">
+                <a:lumMod val="99000"/>
+                <a:satMod val="120000"/>
+                <a:shade val="78000"/>
+              </a:schemeClr>
+            </a:gs>
+          </a:gsLst>
+          <a:lin ang="5400000" scaled="0"/>
+        </a:gradFill>
+      </a:fillStyleLst>
+      <a:lnStyleLst>
+        <a:ln w="12700" cap="flat" cmpd="sng" algn="ctr">
+          <a:solidFill>
+            <a:schemeClr val="phClr"/>
+          </a:solidFill>
+          <a:prstDash val="solid"/>
+          <a:miter lim="800000"/>
+        </a:ln>
+        <a:ln w="19050" cap="flat" cmpd="sng" algn="ctr">
+          <a:solidFill>
+            <a:schemeClr val="phClr"/>
+          </a:solidFill>
+          <a:prstDash val="solid"/>
+          <a:miter lim="800000"/>
+        </a:ln>
+        <a:ln w="25400" cap="flat" cmpd="sng" algn="ctr">
+          <a:solidFill>
+            <a:schemeClr val="phClr"/>
+          </a:solidFill>
+          <a:prstDash val="solid"/>
+          <a:miter lim="800000"/>
+        </a:ln>
+      </a:lnStyleLst>
+      <a:effectStyleLst>
+        <a:effectStyle>
+          <a:effectLst/>
+        </a:effectStyle>
+        <a:effectStyle>
+          <a:effectLst/>
+        </a:effectStyle>
+        <a:effectStyle>
+          <a:effectLst>
+            <a:outerShdw blurRad="57150" dist="19050" dir="5400000" algn="ctr" rotWithShape="0">
+              <a:srgbClr val="000000">
+                <a:alpha val="63000"/>
+              </a:srgbClr>
+            </a:outerShdw>
+          </a:effectLst>
+        </a:effectStyle>
+      </a:effectStyleLst>
+      <a:bgFillStyleLst>
+        <a:solidFill>
+          <a:schemeClr val="phClr"/>
+        </a:solidFill>
+        <a:solidFill>
+          <a:schemeClr val="phClr">
+            <a:tint val="95000"/>
+            <a:satMod val="170000"/>
+          </a:schemeClr>
+        </a:solidFill>
+        <a:gradFill rotWithShape="1">
+          <a:gsLst>
+            <a:gs pos="0">
+              <a:schemeClr val="phClr">
+                <a:tint val="93000"/>
+                <a:satMod val="150000"/>
+                <a:shade val="98000"/>
+                <a:lumMod val="102000"/>
+              </a:schemeClr>
+            </a:gs>
+            <a:gs pos="50000">
+              <a:schemeClr val="phClr">
+                <a:tint val="98000"/>
+                <a:satMod val="130000"/>
+                <a:shade val="90000"/>
+                <a:lumMod val="103000"/>
+              </a:schemeClr>
+            </a:gs>
+            <a:gs pos="100000">
+              <a:schemeClr val="phClr">
+                <a:shade val="63000"/>
+                <a:satMod val="120000"/>
+              </a:schemeClr>
+            </a:gs>
+          </a:gsLst>
+          <a:lin ang="5400000" scaled="0"/>
+        </a:gradFill>
+      </a:bgFillStyleLst>
+    </a:fmtScheme>
+  </a:themeElements>
+  <a:objectDefaults>
+    <a:lnDef>
+      <a:spPr/>
+      <a:bodyPr/>
+      <a:lstStyle/>
+      <a:style>
+        <a:lnRef idx="2">
+          <a:schemeClr val="accent1"/>
+        </a:lnRef>
+        <a:fillRef idx="0">
+          <a:schemeClr val="accent1"/>
+        </a:fillRef>
+        <a:effectRef idx="1">
+          <a:schemeClr val="accent1"/>
+        </a:effectRef>
+        <a:fontRef idx="minor">
+          <a:schemeClr val="tx1"/>
+        </a:fontRef>
+      </a:style>
+    </a:lnDef>
+  </a:objectDefaults>
+  <a:extraClrSchemeLst/>
+  <a:extLst>
+    <a:ext uri="{05A4C25C-085E-4340-85A3-A5531E510DB2}">
+      <thm15:themeFamily xmlns:thm15="http://schemas.microsoft.com/office/thememl/2012/main" name="Office Theme" id="{2E142A2C-CD16-42D6-873A-C26D2A0506FA}" vid="{1BDDFF52-6CD6-40A5-AB3C-68EB2F1E4D0A}"/>
+    </a:ext>
+  </a:extLst>
+</a:theme>
 </file>